--- a/src/week04/Lab4_Array_69.docx
+++ b/src/week04/Lab4_Array_69.docx
@@ -7,6 +7,8 @@
         <w:jc w:val="center"/>
         <w:rPr>
           <w:rFonts w:ascii="TH Sarabun New" w:hAnsi="TH Sarabun New" w:cs="TH Sarabun New"/>
+          <w:b/>
+          <w:bCs/>
           <w:sz w:val="44"/>
           <w:szCs w:val="44"/>
           <w:lang w:eastAsia="ja-JP"/>
@@ -15,6 +17,8 @@
       <w:r>
         <w:rPr>
           <w:rFonts w:ascii="TH Sarabun New" w:hAnsi="TH Sarabun New" w:cs="TH Sarabun New"/>
+          <w:b/>
+          <w:bCs/>
           <w:sz w:val="44"/>
           <w:szCs w:val="44"/>
           <w:cs/>
@@ -24,6 +28,8 @@
       <w:r>
         <w:rPr>
           <w:rFonts w:ascii="TH Sarabun New" w:hAnsi="TH Sarabun New" w:cs="TH Sarabun New"/>
+          <w:b/>
+          <w:bCs/>
           <w:sz w:val="44"/>
           <w:szCs w:val="44"/>
           <w:lang w:eastAsia="ja-JP"/>
@@ -33,6 +39,8 @@
       <w:r>
         <w:rPr>
           <w:rFonts w:ascii="TH Sarabun New" w:hAnsi="TH Sarabun New" w:cs="TH Sarabun New"/>
+          <w:b/>
+          <w:bCs/>
           <w:sz w:val="44"/>
           <w:szCs w:val="44"/>
           <w:cs/>
@@ -42,6 +50,8 @@
       <w:r>
         <w:rPr>
           <w:rFonts w:ascii="TH Sarabun New" w:hAnsi="TH Sarabun New" w:cs="TH Sarabun New"/>
+          <w:b/>
+          <w:bCs/>
           <w:sz w:val="44"/>
           <w:szCs w:val="44"/>
         </w:rPr>
@@ -50,6 +60,8 @@
       <w:r>
         <w:rPr>
           <w:rFonts w:ascii="TH Sarabun New" w:hAnsi="TH Sarabun New" w:cs="TH Sarabun New"/>
+          <w:b/>
+          <w:bCs/>
           <w:sz w:val="44"/>
           <w:szCs w:val="44"/>
           <w:lang w:eastAsia="ja-JP"/>
@@ -756,29 +768,8 @@
                 <w:sz w:val="22"/>
                 <w:szCs w:val="22"/>
               </w:rPr>
-              <w:t xml:space="preserve"> </w:t>
-            </w:r>
-            <w:proofErr w:type="spellStart"/>
-            <w:r>
-              <w:rPr>
-                <w:rFonts w:ascii="Courier New" w:hAnsi="Courier New" w:cs="Courier New"/>
-                <w:color w:val="000000"/>
-                <w:sz w:val="22"/>
-                <w:szCs w:val="22"/>
-              </w:rPr>
-              <w:t>findMinIdx</w:t>
-            </w:r>
-            <w:proofErr w:type="spellEnd"/>
-            <w:r>
-              <w:rPr>
-                <w:rFonts w:ascii="Courier New" w:hAnsi="Courier New" w:cs="Courier New"/>
-                <w:color w:val="000000"/>
-                <w:sz w:val="22"/>
-                <w:szCs w:val="22"/>
-              </w:rPr>
-              <w:t>(</w:t>
-            </w:r>
-            <w:proofErr w:type="spellStart"/>
+              <w:t xml:space="preserve"> findMinIdx(</w:t>
+            </w:r>
             <w:r>
               <w:rPr>
                 <w:rFonts w:ascii="Courier New" w:hAnsi="Courier New" w:cs="Courier New"/>
@@ -788,7 +779,6 @@
               </w:rPr>
               <w:t>int</w:t>
             </w:r>
-            <w:proofErr w:type="spellEnd"/>
             <w:r>
               <w:rPr>
                 <w:rFonts w:ascii="Courier New" w:hAnsi="Courier New" w:cs="Courier New"/>
@@ -2112,8 +2102,6 @@
           <w:lang w:eastAsia="ja-JP"/>
         </w:rPr>
       </w:pPr>
-      <w:bookmarkStart w:id="0" w:name="_GoBack"/>
-      <w:bookmarkEnd w:id="0"/>
     </w:p>
     <w:p>
       <w:pPr>
@@ -2195,17 +2183,15 @@
               <w:jc w:val="center"/>
               <w:rPr>
                 <w:rFonts w:ascii="TH Sarabun New" w:hAnsi="TH Sarabun New" w:cs="TH Sarabun New"/>
-                <w:b/>
-                <w:bCs/>
                 <w:sz w:val="32"/>
                 <w:szCs w:val="32"/>
               </w:rPr>
             </w:pPr>
+            <w:bookmarkStart w:id="0" w:name="_GoBack"/>
+            <w:bookmarkEnd w:id="0"/>
             <w:r>
               <w:rPr>
                 <w:rFonts w:ascii="TH Sarabun New" w:hAnsi="TH Sarabun New" w:cs="TH Sarabun New"/>
-                <w:b/>
-                <w:bCs/>
                 <w:sz w:val="32"/>
                 <w:szCs w:val="32"/>
                 <w:cs/>
@@ -2224,8 +2210,6 @@
               <w:jc w:val="center"/>
               <w:rPr>
                 <w:rFonts w:ascii="TH Sarabun New" w:hAnsi="TH Sarabun New" w:cs="TH Sarabun New"/>
-                <w:b/>
-                <w:bCs/>
                 <w:sz w:val="32"/>
                 <w:szCs w:val="32"/>
               </w:rPr>
@@ -2233,8 +2217,6 @@
             <w:r>
               <w:rPr>
                 <w:rFonts w:ascii="TH Sarabun New" w:eastAsia="TH Sarabun PSK" w:hAnsi="TH Sarabun New" w:cs="TH Sarabun New" w:hint="cs"/>
-                <w:b/>
-                <w:bCs/>
                 <w:sz w:val="32"/>
                 <w:szCs w:val="32"/>
                 <w:cs/>
@@ -2712,7 +2694,7 @@
           <w:p>
             <w:pPr>
               <w:rPr>
-                <w:rFonts w:ascii="Courier New" w:hAnsi="Courier New" w:cstheme="minorBidi" w:hint="cs"/>
+                <w:rFonts w:ascii="Courier New" w:hAnsi="Courier New" w:cstheme="minorBidi"/>
                 <w:sz w:val="18"/>
                 <w:szCs w:val="18"/>
               </w:rPr>
@@ -2726,6 +2708,12 @@
           </w:tcPr>
           <w:p>
             <w:pPr>
+              <w:pStyle w:val="ListParagraph"/>
+              <w:numPr>
+                <w:ilvl w:val="0"/>
+                <w:numId w:val="1"/>
+              </w:numPr>
+              <w:ind w:left="420" w:hanging="30"/>
               <w:rPr>
                 <w:rFonts w:ascii="TH Sarabun New" w:hAnsi="TH Sarabun New" w:cs="TH Sarabun New"/>
                 <w:color w:val="1F3864" w:themeColor="accent5" w:themeShade="80"/>
@@ -2778,6 +2766,12 @@
           </w:p>
           <w:p>
             <w:pPr>
+              <w:pStyle w:val="ListParagraph"/>
+              <w:numPr>
+                <w:ilvl w:val="0"/>
+                <w:numId w:val="1"/>
+              </w:numPr>
+              <w:ind w:left="420" w:hanging="30"/>
               <w:rPr>
                 <w:rFonts w:ascii="TH Sarabun New" w:hAnsi="TH Sarabun New" w:cs="TH Sarabun New"/>
                 <w:color w:val="1F3864" w:themeColor="accent5" w:themeShade="80"/>
@@ -2797,6 +2791,12 @@
           </w:p>
           <w:p>
             <w:pPr>
+              <w:pStyle w:val="ListParagraph"/>
+              <w:numPr>
+                <w:ilvl w:val="0"/>
+                <w:numId w:val="1"/>
+              </w:numPr>
+              <w:ind w:left="420" w:hanging="30"/>
               <w:rPr>
                 <w:rFonts w:ascii="TH Sarabun New" w:hAnsi="TH Sarabun New" w:cs="TH Sarabun New"/>
                 <w:color w:val="1F3864" w:themeColor="accent5" w:themeShade="80"/>
@@ -2840,6 +2840,12 @@
           </w:p>
           <w:p>
             <w:pPr>
+              <w:pStyle w:val="ListParagraph"/>
+              <w:numPr>
+                <w:ilvl w:val="0"/>
+                <w:numId w:val="1"/>
+              </w:numPr>
+              <w:ind w:left="420" w:hanging="30"/>
               <w:rPr>
                 <w:rFonts w:ascii="TH Sarabun New" w:hAnsi="TH Sarabun New" w:cs="TH Sarabun New"/>
                 <w:color w:val="1F3864" w:themeColor="accent5" w:themeShade="80"/>
@@ -2884,30 +2890,26 @@
           </w:p>
           <w:p>
             <w:pPr>
-              <w:rPr>
-                <w:rFonts w:ascii="TH Sarabun New" w:hAnsi="TH Sarabun New" w:cs="TH Sarabun New" w:hint="cs"/>
+              <w:pStyle w:val="ListParagraph"/>
+              <w:numPr>
+                <w:ilvl w:val="0"/>
+                <w:numId w:val="1"/>
+              </w:numPr>
+              <w:ind w:left="420" w:hanging="30"/>
+              <w:rPr>
+                <w:rFonts w:ascii="TH Sarabun New" w:hAnsi="TH Sarabun New" w:cs="TH Sarabun New"/>
                 <w:color w:val="1F3864" w:themeColor="accent5" w:themeShade="80"/>
                 <w:sz w:val="28"/>
                 <w:cs/>
               </w:rPr>
             </w:pPr>
-            <w:proofErr w:type="spellStart"/>
             <w:r>
               <w:rPr>
                 <w:rFonts w:ascii="TH Sarabun New" w:hAnsi="TH Sarabun New" w:cs="TH Sarabun New"/>
                 <w:color w:val="1F3864" w:themeColor="accent5" w:themeShade="80"/>
                 <w:sz w:val="28"/>
               </w:rPr>
-              <w:t>Math.random</w:t>
-            </w:r>
-            <w:proofErr w:type="spellEnd"/>
-            <w:r>
-              <w:rPr>
-                <w:rFonts w:ascii="TH Sarabun New" w:hAnsi="TH Sarabun New" w:cs="TH Sarabun New"/>
-                <w:color w:val="1F3864" w:themeColor="accent5" w:themeShade="80"/>
-                <w:sz w:val="28"/>
-              </w:rPr>
-              <w:t xml:space="preserve">() </w:t>
+              <w:t xml:space="preserve">Math.random() </w:t>
             </w:r>
             <w:r>
               <w:rPr>
@@ -3511,7 +3513,7 @@
           <w:p>
             <w:pPr>
               <w:rPr>
-                <w:rFonts w:ascii="Courier New" w:hAnsi="Courier New" w:cstheme="minorBidi" w:hint="cs"/>
+                <w:rFonts w:ascii="Courier New" w:hAnsi="Courier New" w:cstheme="minorBidi"/>
                 <w:color w:val="941EDF"/>
                 <w:sz w:val="18"/>
                 <w:szCs w:val="18"/>
@@ -4064,7 +4066,7 @@
           <w:p>
             <w:pPr>
               <w:rPr>
-                <w:rFonts w:ascii="Courier New" w:hAnsi="Courier New" w:cstheme="minorBidi" w:hint="cs"/>
+                <w:rFonts w:ascii="Courier New" w:hAnsi="Courier New" w:cstheme="minorBidi"/>
                 <w:color w:val="941EDF"/>
                 <w:sz w:val="18"/>
                 <w:szCs w:val="18"/>
@@ -5004,7 +5006,7 @@
           <w:p>
             <w:pPr>
               <w:rPr>
-                <w:rFonts w:ascii="Courier New" w:hAnsi="Courier New" w:cstheme="minorBidi" w:hint="cs"/>
+                <w:rFonts w:ascii="Courier New" w:hAnsi="Courier New" w:cstheme="minorBidi"/>
                 <w:color w:val="941EDF"/>
                 <w:sz w:val="18"/>
                 <w:szCs w:val="18"/>
@@ -5623,7 +5625,7 @@
           <w:p>
             <w:pPr>
               <w:rPr>
-                <w:rFonts w:ascii="Courier New" w:hAnsi="Courier New" w:cstheme="minorBidi" w:hint="cs"/>
+                <w:rFonts w:ascii="Courier New" w:hAnsi="Courier New" w:cstheme="minorBidi"/>
                 <w:color w:val="941EDF"/>
                 <w:sz w:val="18"/>
                 <w:szCs w:val="18"/>
@@ -5688,7 +5690,7 @@
           <w:p>
             <w:pPr>
               <w:rPr>
-                <w:rFonts w:ascii="TH Sarabun New" w:hAnsi="TH Sarabun New" w:cstheme="minorBidi" w:hint="cs"/>
+                <w:rFonts w:ascii="TH Sarabun New" w:hAnsi="TH Sarabun New" w:cstheme="minorBidi"/>
                 <w:color w:val="1F3864" w:themeColor="accent5" w:themeShade="80"/>
                 <w:sz w:val="28"/>
                 <w:cs/>
@@ -5703,23 +5705,13 @@
               </w:rPr>
               <w:t>ผิดเครื่องหมาย (</w:t>
             </w:r>
-            <w:proofErr w:type="spellStart"/>
             <w:r>
               <w:rPr>
                 <w:rFonts w:ascii="TH Sarabun New" w:hAnsi="TH Sarabun New" w:cs="TH Sarabun New"/>
                 <w:color w:val="1F3864" w:themeColor="accent5" w:themeShade="80"/>
                 <w:sz w:val="28"/>
               </w:rPr>
-              <w:t>em</w:t>
-            </w:r>
-            <w:proofErr w:type="spellEnd"/>
-            <w:r>
-              <w:rPr>
-                <w:rFonts w:ascii="TH Sarabun New" w:hAnsi="TH Sarabun New" w:cs="TH Sarabun New"/>
-                <w:color w:val="1F3864" w:themeColor="accent5" w:themeShade="80"/>
-                <w:sz w:val="28"/>
-              </w:rPr>
-              <w:t xml:space="preserve"> dash</w:t>
+              <w:t>em dash</w:t>
             </w:r>
             <w:r>
               <w:rPr>
@@ -6407,15 +6399,15 @@
               <w:shd w:val="clear" w:color="auto" w:fill="FFFFFF"/>
               <w:rPr>
                 <w:color w:val="000000"/>
-                <w:sz w:val="16"/>
-                <w:szCs w:val="16"/>
+                <w:sz w:val="22"/>
+                <w:szCs w:val="22"/>
               </w:rPr>
             </w:pPr>
             <w:r>
               <w:rPr>
                 <w:color w:val="000000"/>
-                <w:sz w:val="16"/>
-                <w:szCs w:val="16"/>
+                <w:sz w:val="22"/>
+                <w:szCs w:val="22"/>
               </w:rPr>
               <w:t>1 | </w:t>
             </w:r>
@@ -6425,16 +6417,16 @@
                 <w:b/>
                 <w:bCs/>
                 <w:color w:val="7F0055"/>
-                <w:sz w:val="16"/>
-                <w:szCs w:val="16"/>
+                <w:sz w:val="22"/>
+                <w:szCs w:val="22"/>
               </w:rPr>
               <w:t>class</w:t>
             </w:r>
             <w:r>
               <w:rPr>
                 <w:color w:val="000000"/>
-                <w:sz w:val="16"/>
-                <w:szCs w:val="16"/>
+                <w:sz w:val="22"/>
+                <w:szCs w:val="22"/>
               </w:rPr>
               <w:t xml:space="preserve"> </w:t>
             </w:r>
@@ -6442,16 +6434,16 @@
               <w:rPr>
                 <w:rStyle w:val="cm-def"/>
                 <w:color w:val="0000FF"/>
-                <w:sz w:val="16"/>
-                <w:szCs w:val="16"/>
+                <w:sz w:val="22"/>
+                <w:szCs w:val="22"/>
               </w:rPr>
               <w:t>Test2</w:t>
             </w:r>
             <w:r>
               <w:rPr>
                 <w:color w:val="000000"/>
-                <w:sz w:val="16"/>
-                <w:szCs w:val="16"/>
+                <w:sz w:val="22"/>
+                <w:szCs w:val="22"/>
               </w:rPr>
               <w:t xml:space="preserve"> {</w:t>
             </w:r>
@@ -6462,15 +6454,15 @@
               <w:shd w:val="clear" w:color="auto" w:fill="FFFFFF"/>
               <w:rPr>
                 <w:color w:val="000000"/>
-                <w:sz w:val="16"/>
-                <w:szCs w:val="16"/>
+                <w:sz w:val="22"/>
+                <w:szCs w:val="22"/>
               </w:rPr>
             </w:pPr>
             <w:r>
               <w:rPr>
                 <w:color w:val="000000"/>
-                <w:sz w:val="16"/>
-                <w:szCs w:val="16"/>
+                <w:sz w:val="22"/>
+                <w:szCs w:val="22"/>
               </w:rPr>
               <w:t>2 |     </w:t>
             </w:r>
@@ -6480,16 +6472,16 @@
                 <w:b/>
                 <w:bCs/>
                 <w:color w:val="7F0055"/>
-                <w:sz w:val="16"/>
-                <w:szCs w:val="16"/>
+                <w:sz w:val="22"/>
+                <w:szCs w:val="22"/>
               </w:rPr>
               <w:t>public</w:t>
             </w:r>
             <w:r>
               <w:rPr>
                 <w:color w:val="000000"/>
-                <w:sz w:val="16"/>
-                <w:szCs w:val="16"/>
+                <w:sz w:val="22"/>
+                <w:szCs w:val="22"/>
               </w:rPr>
               <w:t xml:space="preserve"> </w:t>
             </w:r>
@@ -6499,16 +6491,16 @@
                 <w:b/>
                 <w:bCs/>
                 <w:color w:val="7F0055"/>
-                <w:sz w:val="16"/>
-                <w:szCs w:val="16"/>
+                <w:sz w:val="22"/>
+                <w:szCs w:val="22"/>
               </w:rPr>
               <w:t>static</w:t>
             </w:r>
             <w:r>
               <w:rPr>
                 <w:color w:val="000000"/>
-                <w:sz w:val="16"/>
-                <w:szCs w:val="16"/>
+                <w:sz w:val="22"/>
+                <w:szCs w:val="22"/>
               </w:rPr>
               <w:t xml:space="preserve"> </w:t>
             </w:r>
@@ -6516,16 +6508,16 @@
               <w:rPr>
                 <w:rStyle w:val="cm-type"/>
                 <w:color w:val="0000C0"/>
-                <w:sz w:val="16"/>
-                <w:szCs w:val="16"/>
+                <w:sz w:val="22"/>
+                <w:szCs w:val="22"/>
               </w:rPr>
               <w:t>void</w:t>
             </w:r>
             <w:r>
               <w:rPr>
                 <w:color w:val="000000"/>
-                <w:sz w:val="16"/>
-                <w:szCs w:val="16"/>
+                <w:sz w:val="22"/>
+                <w:szCs w:val="22"/>
               </w:rPr>
               <w:t xml:space="preserve"> </w:t>
             </w:r>
@@ -6533,16 +6525,16 @@
               <w:rPr>
                 <w:rStyle w:val="cm-variable"/>
                 <w:color w:val="000000"/>
-                <w:sz w:val="16"/>
-                <w:szCs w:val="16"/>
+                <w:sz w:val="22"/>
+                <w:szCs w:val="22"/>
               </w:rPr>
               <w:t>main</w:t>
             </w:r>
             <w:r>
               <w:rPr>
                 <w:color w:val="000000"/>
-                <w:sz w:val="16"/>
-                <w:szCs w:val="16"/>
+                <w:sz w:val="22"/>
+                <w:szCs w:val="22"/>
               </w:rPr>
               <w:t>(</w:t>
             </w:r>
@@ -6550,16 +6542,16 @@
               <w:rPr>
                 <w:rStyle w:val="cm-type"/>
                 <w:color w:val="0000C0"/>
-                <w:sz w:val="16"/>
-                <w:szCs w:val="16"/>
+                <w:sz w:val="22"/>
+                <w:szCs w:val="22"/>
               </w:rPr>
               <w:t>String</w:t>
             </w:r>
             <w:r>
               <w:rPr>
                 <w:color w:val="000000"/>
-                <w:sz w:val="16"/>
-                <w:szCs w:val="16"/>
+                <w:sz w:val="22"/>
+                <w:szCs w:val="22"/>
               </w:rPr>
               <w:t xml:space="preserve">[] </w:t>
             </w:r>
@@ -6568,8 +6560,8 @@
               <w:rPr>
                 <w:rStyle w:val="cm-variable"/>
                 <w:color w:val="000000"/>
-                <w:sz w:val="16"/>
-                <w:szCs w:val="16"/>
+                <w:sz w:val="22"/>
+                <w:szCs w:val="22"/>
               </w:rPr>
               <w:t>args</w:t>
             </w:r>
@@ -6577,8 +6569,8 @@
             <w:r>
               <w:rPr>
                 <w:color w:val="000000"/>
-                <w:sz w:val="16"/>
-                <w:szCs w:val="16"/>
+                <w:sz w:val="22"/>
+                <w:szCs w:val="22"/>
               </w:rPr>
               <w:t>) {</w:t>
             </w:r>
@@ -6589,15 +6581,15 @@
               <w:shd w:val="clear" w:color="auto" w:fill="FFFFFF"/>
               <w:rPr>
                 <w:color w:val="000000"/>
-                <w:sz w:val="16"/>
-                <w:szCs w:val="16"/>
+                <w:sz w:val="22"/>
+                <w:szCs w:val="22"/>
               </w:rPr>
             </w:pPr>
             <w:r>
               <w:rPr>
                 <w:color w:val="000000"/>
-                <w:sz w:val="16"/>
-                <w:szCs w:val="16"/>
+                <w:sz w:val="22"/>
+                <w:szCs w:val="22"/>
               </w:rPr>
               <w:t>3 |         </w:t>
             </w:r>
@@ -6606,8 +6598,8 @@
               <w:rPr>
                 <w:rStyle w:val="cm-type"/>
                 <w:color w:val="0000C0"/>
-                <w:sz w:val="16"/>
-                <w:szCs w:val="16"/>
+                <w:sz w:val="22"/>
+                <w:szCs w:val="22"/>
               </w:rPr>
               <w:t>int</w:t>
             </w:r>
@@ -6615,8 +6607,8 @@
             <w:r>
               <w:rPr>
                 <w:color w:val="000000"/>
-                <w:sz w:val="16"/>
-                <w:szCs w:val="16"/>
+                <w:sz w:val="22"/>
+                <w:szCs w:val="22"/>
               </w:rPr>
               <w:t xml:space="preserve">[] </w:t>
             </w:r>
@@ -6624,16 +6616,16 @@
               <w:rPr>
                 <w:rStyle w:val="cm-variable"/>
                 <w:color w:val="000000"/>
-                <w:sz w:val="16"/>
-                <w:szCs w:val="16"/>
+                <w:sz w:val="22"/>
+                <w:szCs w:val="22"/>
               </w:rPr>
               <w:t>list</w:t>
             </w:r>
             <w:r>
               <w:rPr>
                 <w:color w:val="000000"/>
-                <w:sz w:val="16"/>
-                <w:szCs w:val="16"/>
+                <w:sz w:val="22"/>
+                <w:szCs w:val="22"/>
               </w:rPr>
               <w:t xml:space="preserve"> </w:t>
             </w:r>
@@ -6641,16 +6633,16 @@
               <w:rPr>
                 <w:rStyle w:val="cm-operator"/>
                 <w:color w:val="000000"/>
-                <w:sz w:val="16"/>
-                <w:szCs w:val="16"/>
+                <w:sz w:val="22"/>
+                <w:szCs w:val="22"/>
               </w:rPr>
               <w:t>=</w:t>
             </w:r>
             <w:r>
               <w:rPr>
                 <w:color w:val="000000"/>
-                <w:sz w:val="16"/>
-                <w:szCs w:val="16"/>
+                <w:sz w:val="22"/>
+                <w:szCs w:val="22"/>
               </w:rPr>
               <w:t xml:space="preserve"> {</w:t>
             </w:r>
@@ -6658,16 +6650,16 @@
               <w:rPr>
                 <w:rStyle w:val="cm-number"/>
                 <w:color w:val="116644"/>
-                <w:sz w:val="16"/>
-                <w:szCs w:val="16"/>
+                <w:sz w:val="22"/>
+                <w:szCs w:val="22"/>
               </w:rPr>
               <w:t>1</w:t>
             </w:r>
             <w:r>
               <w:rPr>
                 <w:color w:val="000000"/>
-                <w:sz w:val="16"/>
-                <w:szCs w:val="16"/>
+                <w:sz w:val="22"/>
+                <w:szCs w:val="22"/>
               </w:rPr>
               <w:t xml:space="preserve">, </w:t>
             </w:r>
@@ -6675,16 +6667,16 @@
               <w:rPr>
                 <w:rStyle w:val="cm-number"/>
                 <w:color w:val="116644"/>
-                <w:sz w:val="16"/>
-                <w:szCs w:val="16"/>
+                <w:sz w:val="22"/>
+                <w:szCs w:val="22"/>
               </w:rPr>
               <w:t>9</w:t>
             </w:r>
             <w:r>
               <w:rPr>
                 <w:color w:val="000000"/>
-                <w:sz w:val="16"/>
-                <w:szCs w:val="16"/>
+                <w:sz w:val="22"/>
+                <w:szCs w:val="22"/>
               </w:rPr>
               <w:t xml:space="preserve">, </w:t>
             </w:r>
@@ -6692,16 +6684,16 @@
               <w:rPr>
                 <w:rStyle w:val="cm-number"/>
                 <w:color w:val="116644"/>
-                <w:sz w:val="16"/>
-                <w:szCs w:val="16"/>
+                <w:sz w:val="22"/>
+                <w:szCs w:val="22"/>
               </w:rPr>
               <w:t>3</w:t>
             </w:r>
             <w:r>
               <w:rPr>
                 <w:color w:val="000000"/>
-                <w:sz w:val="16"/>
-                <w:szCs w:val="16"/>
+                <w:sz w:val="22"/>
+                <w:szCs w:val="22"/>
               </w:rPr>
               <w:t xml:space="preserve">, </w:t>
             </w:r>
@@ -6709,16 +6701,16 @@
               <w:rPr>
                 <w:rStyle w:val="cm-number"/>
                 <w:color w:val="116644"/>
-                <w:sz w:val="16"/>
-                <w:szCs w:val="16"/>
+                <w:sz w:val="22"/>
+                <w:szCs w:val="22"/>
               </w:rPr>
               <w:t>7</w:t>
             </w:r>
             <w:r>
               <w:rPr>
                 <w:color w:val="000000"/>
-                <w:sz w:val="16"/>
-                <w:szCs w:val="16"/>
+                <w:sz w:val="22"/>
+                <w:szCs w:val="22"/>
               </w:rPr>
               <w:t xml:space="preserve">, </w:t>
             </w:r>
@@ -6726,16 +6718,16 @@
               <w:rPr>
                 <w:rStyle w:val="cm-number"/>
                 <w:color w:val="116644"/>
-                <w:sz w:val="16"/>
-                <w:szCs w:val="16"/>
+                <w:sz w:val="22"/>
+                <w:szCs w:val="22"/>
               </w:rPr>
               <w:t>2</w:t>
             </w:r>
             <w:r>
               <w:rPr>
                 <w:color w:val="000000"/>
-                <w:sz w:val="16"/>
-                <w:szCs w:val="16"/>
+                <w:sz w:val="22"/>
+                <w:szCs w:val="22"/>
               </w:rPr>
               <w:t>};</w:t>
             </w:r>
@@ -6746,15 +6738,15 @@
               <w:shd w:val="clear" w:color="auto" w:fill="FFFFFF"/>
               <w:rPr>
                 <w:color w:val="000000"/>
-                <w:sz w:val="16"/>
-                <w:szCs w:val="16"/>
+                <w:sz w:val="22"/>
+                <w:szCs w:val="22"/>
               </w:rPr>
             </w:pPr>
             <w:r>
               <w:rPr>
                 <w:color w:val="000000"/>
-                <w:sz w:val="16"/>
-                <w:szCs w:val="16"/>
+                <w:sz w:val="22"/>
+                <w:szCs w:val="22"/>
               </w:rPr>
               <w:t>4 |         </w:t>
             </w:r>
@@ -6762,16 +6754,16 @@
               <w:rPr>
                 <w:rStyle w:val="cm-variable"/>
                 <w:color w:val="000000"/>
-                <w:sz w:val="16"/>
-                <w:szCs w:val="16"/>
+                <w:sz w:val="22"/>
+                <w:szCs w:val="22"/>
               </w:rPr>
               <w:t>list</w:t>
             </w:r>
             <w:r>
               <w:rPr>
                 <w:color w:val="000000"/>
-                <w:sz w:val="16"/>
-                <w:szCs w:val="16"/>
+                <w:sz w:val="22"/>
+                <w:szCs w:val="22"/>
               </w:rPr>
               <w:t xml:space="preserve"> </w:t>
             </w:r>
@@ -6779,16 +6771,16 @@
               <w:rPr>
                 <w:rStyle w:val="cm-operator"/>
                 <w:color w:val="000000"/>
-                <w:sz w:val="16"/>
-                <w:szCs w:val="16"/>
+                <w:sz w:val="22"/>
+                <w:szCs w:val="22"/>
               </w:rPr>
               <w:t>=</w:t>
             </w:r>
             <w:r>
               <w:rPr>
                 <w:color w:val="000000"/>
-                <w:sz w:val="16"/>
-                <w:szCs w:val="16"/>
+                <w:sz w:val="22"/>
+                <w:szCs w:val="22"/>
               </w:rPr>
               <w:t xml:space="preserve"> </w:t>
             </w:r>
@@ -6797,8 +6789,8 @@
               <w:rPr>
                 <w:rStyle w:val="cm-variable"/>
                 <w:color w:val="000000"/>
-                <w:sz w:val="16"/>
-                <w:szCs w:val="16"/>
+                <w:sz w:val="22"/>
+                <w:szCs w:val="22"/>
               </w:rPr>
               <w:t>dosomething</w:t>
             </w:r>
@@ -6806,8 +6798,8 @@
             <w:r>
               <w:rPr>
                 <w:color w:val="000000"/>
-                <w:sz w:val="16"/>
-                <w:szCs w:val="16"/>
+                <w:sz w:val="22"/>
+                <w:szCs w:val="22"/>
               </w:rPr>
               <w:t>(</w:t>
             </w:r>
@@ -6815,16 +6807,16 @@
               <w:rPr>
                 <w:rStyle w:val="cm-variable"/>
                 <w:color w:val="000000"/>
-                <w:sz w:val="16"/>
-                <w:szCs w:val="16"/>
+                <w:sz w:val="22"/>
+                <w:szCs w:val="22"/>
               </w:rPr>
               <w:t>list</w:t>
             </w:r>
             <w:r>
               <w:rPr>
                 <w:color w:val="000000"/>
-                <w:sz w:val="16"/>
-                <w:szCs w:val="16"/>
+                <w:sz w:val="22"/>
+                <w:szCs w:val="22"/>
               </w:rPr>
               <w:t>);</w:t>
             </w:r>
@@ -6835,15 +6827,15 @@
               <w:shd w:val="clear" w:color="auto" w:fill="FFFFFF"/>
               <w:rPr>
                 <w:color w:val="000000"/>
-                <w:sz w:val="16"/>
-                <w:szCs w:val="16"/>
+                <w:sz w:val="22"/>
+                <w:szCs w:val="22"/>
               </w:rPr>
             </w:pPr>
             <w:r>
               <w:rPr>
                 <w:color w:val="000000"/>
-                <w:sz w:val="16"/>
-                <w:szCs w:val="16"/>
+                <w:sz w:val="22"/>
+                <w:szCs w:val="22"/>
               </w:rPr>
               <w:t>5 |     }</w:t>
             </w:r>
@@ -6854,15 +6846,15 @@
               <w:shd w:val="clear" w:color="auto" w:fill="FFFFFF"/>
               <w:rPr>
                 <w:color w:val="000000"/>
-                <w:sz w:val="16"/>
-                <w:szCs w:val="16"/>
+                <w:sz w:val="22"/>
+                <w:szCs w:val="22"/>
               </w:rPr>
             </w:pPr>
             <w:r>
               <w:rPr>
                 <w:color w:val="000000"/>
-                <w:sz w:val="16"/>
-                <w:szCs w:val="16"/>
+                <w:sz w:val="22"/>
+                <w:szCs w:val="22"/>
               </w:rPr>
               <w:t>6 |     </w:t>
             </w:r>
@@ -6872,16 +6864,16 @@
                 <w:b/>
                 <w:bCs/>
                 <w:color w:val="7F0055"/>
-                <w:sz w:val="16"/>
-                <w:szCs w:val="16"/>
+                <w:sz w:val="22"/>
+                <w:szCs w:val="22"/>
               </w:rPr>
               <w:t>public</w:t>
             </w:r>
             <w:r>
               <w:rPr>
                 <w:color w:val="000000"/>
-                <w:sz w:val="16"/>
-                <w:szCs w:val="16"/>
+                <w:sz w:val="22"/>
+                <w:szCs w:val="22"/>
               </w:rPr>
               <w:t xml:space="preserve"> </w:t>
             </w:r>
@@ -6891,16 +6883,16 @@
                 <w:b/>
                 <w:bCs/>
                 <w:color w:val="7F0055"/>
-                <w:sz w:val="16"/>
-                <w:szCs w:val="16"/>
+                <w:sz w:val="22"/>
+                <w:szCs w:val="22"/>
               </w:rPr>
               <w:t>static</w:t>
             </w:r>
             <w:r>
               <w:rPr>
                 <w:color w:val="000000"/>
-                <w:sz w:val="16"/>
-                <w:szCs w:val="16"/>
+                <w:sz w:val="22"/>
+                <w:szCs w:val="22"/>
               </w:rPr>
               <w:t xml:space="preserve"> </w:t>
             </w:r>
@@ -6909,8 +6901,8 @@
               <w:rPr>
                 <w:rStyle w:val="cm-type"/>
                 <w:color w:val="0000C0"/>
-                <w:sz w:val="16"/>
-                <w:szCs w:val="16"/>
+                <w:sz w:val="22"/>
+                <w:szCs w:val="22"/>
               </w:rPr>
               <w:t>int</w:t>
             </w:r>
@@ -6918,8 +6910,8 @@
             <w:r>
               <w:rPr>
                 <w:color w:val="000000"/>
-                <w:sz w:val="16"/>
-                <w:szCs w:val="16"/>
+                <w:sz w:val="22"/>
+                <w:szCs w:val="22"/>
               </w:rPr>
               <w:t xml:space="preserve">[] </w:t>
             </w:r>
@@ -6928,8 +6920,8 @@
               <w:rPr>
                 <w:rStyle w:val="cm-variable"/>
                 <w:color w:val="000000"/>
-                <w:sz w:val="16"/>
-                <w:szCs w:val="16"/>
+                <w:sz w:val="22"/>
+                <w:szCs w:val="22"/>
               </w:rPr>
               <w:t>dosomething</w:t>
             </w:r>
@@ -6937,8 +6929,8 @@
             <w:r>
               <w:rPr>
                 <w:color w:val="000000"/>
-                <w:sz w:val="16"/>
-                <w:szCs w:val="16"/>
+                <w:sz w:val="22"/>
+                <w:szCs w:val="22"/>
               </w:rPr>
               <w:t>(</w:t>
             </w:r>
@@ -6947,8 +6939,8 @@
               <w:rPr>
                 <w:rStyle w:val="cm-type"/>
                 <w:color w:val="0000C0"/>
-                <w:sz w:val="16"/>
-                <w:szCs w:val="16"/>
+                <w:sz w:val="22"/>
+                <w:szCs w:val="22"/>
               </w:rPr>
               <w:t>int</w:t>
             </w:r>
@@ -6956,8 +6948,8 @@
             <w:r>
               <w:rPr>
                 <w:color w:val="000000"/>
-                <w:sz w:val="16"/>
-                <w:szCs w:val="16"/>
+                <w:sz w:val="22"/>
+                <w:szCs w:val="22"/>
               </w:rPr>
               <w:t xml:space="preserve">[] </w:t>
             </w:r>
@@ -6965,16 +6957,16 @@
               <w:rPr>
                 <w:rStyle w:val="cm-variable"/>
                 <w:color w:val="000000"/>
-                <w:sz w:val="16"/>
-                <w:szCs w:val="16"/>
+                <w:sz w:val="22"/>
+                <w:szCs w:val="22"/>
               </w:rPr>
               <w:t>input</w:t>
             </w:r>
             <w:r>
               <w:rPr>
                 <w:color w:val="000000"/>
-                <w:sz w:val="16"/>
-                <w:szCs w:val="16"/>
+                <w:sz w:val="22"/>
+                <w:szCs w:val="22"/>
               </w:rPr>
               <w:t>) {</w:t>
             </w:r>
@@ -6985,15 +6977,15 @@
               <w:shd w:val="clear" w:color="auto" w:fill="FFFFFF"/>
               <w:rPr>
                 <w:color w:val="000000"/>
-                <w:sz w:val="16"/>
-                <w:szCs w:val="16"/>
+                <w:sz w:val="22"/>
+                <w:szCs w:val="22"/>
               </w:rPr>
             </w:pPr>
             <w:r>
               <w:rPr>
                 <w:color w:val="000000"/>
-                <w:sz w:val="16"/>
-                <w:szCs w:val="16"/>
+                <w:sz w:val="22"/>
+                <w:szCs w:val="22"/>
               </w:rPr>
               <w:t>7 |         </w:t>
             </w:r>
@@ -7002,8 +6994,8 @@
               <w:rPr>
                 <w:rStyle w:val="cm-type"/>
                 <w:color w:val="0000C0"/>
-                <w:sz w:val="16"/>
-                <w:szCs w:val="16"/>
+                <w:sz w:val="22"/>
+                <w:szCs w:val="22"/>
               </w:rPr>
               <w:t>int</w:t>
             </w:r>
@@ -7011,8 +7003,8 @@
             <w:r>
               <w:rPr>
                 <w:color w:val="000000"/>
-                <w:sz w:val="16"/>
-                <w:szCs w:val="16"/>
+                <w:sz w:val="22"/>
+                <w:szCs w:val="22"/>
               </w:rPr>
               <w:t xml:space="preserve"> </w:t>
             </w:r>
@@ -7020,16 +7012,16 @@
               <w:rPr>
                 <w:rStyle w:val="cm-variable"/>
                 <w:color w:val="000000"/>
-                <w:sz w:val="16"/>
-                <w:szCs w:val="16"/>
+                <w:sz w:val="22"/>
+                <w:szCs w:val="22"/>
               </w:rPr>
               <w:t>temp</w:t>
             </w:r>
             <w:r>
               <w:rPr>
                 <w:color w:val="000000"/>
-                <w:sz w:val="16"/>
-                <w:szCs w:val="16"/>
+                <w:sz w:val="22"/>
+                <w:szCs w:val="22"/>
               </w:rPr>
               <w:t>;</w:t>
             </w:r>
@@ -7040,15 +7032,15 @@
               <w:shd w:val="clear" w:color="auto" w:fill="FFFFFF"/>
               <w:rPr>
                 <w:color w:val="000000"/>
-                <w:sz w:val="16"/>
-                <w:szCs w:val="16"/>
+                <w:sz w:val="22"/>
+                <w:szCs w:val="22"/>
               </w:rPr>
             </w:pPr>
             <w:r>
               <w:rPr>
                 <w:color w:val="000000"/>
-                <w:sz w:val="16"/>
-                <w:szCs w:val="16"/>
+                <w:sz w:val="22"/>
+                <w:szCs w:val="22"/>
               </w:rPr>
               <w:t>8 |         </w:t>
             </w:r>
@@ -7058,16 +7050,16 @@
                 <w:b/>
                 <w:bCs/>
                 <w:color w:val="7F0055"/>
-                <w:sz w:val="16"/>
-                <w:szCs w:val="16"/>
+                <w:sz w:val="22"/>
+                <w:szCs w:val="22"/>
               </w:rPr>
               <w:t>for</w:t>
             </w:r>
             <w:r>
               <w:rPr>
                 <w:color w:val="000000"/>
-                <w:sz w:val="16"/>
-                <w:szCs w:val="16"/>
+                <w:sz w:val="22"/>
+                <w:szCs w:val="22"/>
               </w:rPr>
               <w:t xml:space="preserve"> (</w:t>
             </w:r>
@@ -7076,8 +7068,8 @@
               <w:rPr>
                 <w:rStyle w:val="cm-type"/>
                 <w:color w:val="0000C0"/>
-                <w:sz w:val="16"/>
-                <w:szCs w:val="16"/>
+                <w:sz w:val="22"/>
+                <w:szCs w:val="22"/>
               </w:rPr>
               <w:t>int</w:t>
             </w:r>
@@ -7085,8 +7077,8 @@
             <w:r>
               <w:rPr>
                 <w:color w:val="000000"/>
-                <w:sz w:val="16"/>
-                <w:szCs w:val="16"/>
+                <w:sz w:val="22"/>
+                <w:szCs w:val="22"/>
               </w:rPr>
               <w:t xml:space="preserve"> </w:t>
             </w:r>
@@ -7095,8 +7087,8 @@
               <w:rPr>
                 <w:rStyle w:val="cm-variable"/>
                 <w:color w:val="000000"/>
-                <w:sz w:val="16"/>
-                <w:szCs w:val="16"/>
+                <w:sz w:val="22"/>
+                <w:szCs w:val="22"/>
               </w:rPr>
               <w:t>i</w:t>
             </w:r>
@@ -7104,8 +7096,8 @@
             <w:r>
               <w:rPr>
                 <w:color w:val="000000"/>
-                <w:sz w:val="16"/>
-                <w:szCs w:val="16"/>
+                <w:sz w:val="22"/>
+                <w:szCs w:val="22"/>
               </w:rPr>
               <w:t xml:space="preserve"> </w:t>
             </w:r>
@@ -7113,16 +7105,16 @@
               <w:rPr>
                 <w:rStyle w:val="cm-operator"/>
                 <w:color w:val="000000"/>
-                <w:sz w:val="16"/>
-                <w:szCs w:val="16"/>
+                <w:sz w:val="22"/>
+                <w:szCs w:val="22"/>
               </w:rPr>
               <w:t>=</w:t>
             </w:r>
             <w:r>
               <w:rPr>
                 <w:color w:val="000000"/>
-                <w:sz w:val="16"/>
-                <w:szCs w:val="16"/>
+                <w:sz w:val="22"/>
+                <w:szCs w:val="22"/>
               </w:rPr>
               <w:t xml:space="preserve"> </w:t>
             </w:r>
@@ -7130,16 +7122,16 @@
               <w:rPr>
                 <w:rStyle w:val="cm-number"/>
                 <w:color w:val="116644"/>
-                <w:sz w:val="16"/>
-                <w:szCs w:val="16"/>
+                <w:sz w:val="22"/>
+                <w:szCs w:val="22"/>
               </w:rPr>
               <w:t>1</w:t>
             </w:r>
             <w:r>
               <w:rPr>
                 <w:color w:val="000000"/>
-                <w:sz w:val="16"/>
-                <w:szCs w:val="16"/>
+                <w:sz w:val="22"/>
+                <w:szCs w:val="22"/>
               </w:rPr>
               <w:t xml:space="preserve">; </w:t>
             </w:r>
@@ -7148,8 +7140,8 @@
               <w:rPr>
                 <w:rStyle w:val="cm-variable"/>
                 <w:color w:val="000000"/>
-                <w:sz w:val="16"/>
-                <w:szCs w:val="16"/>
+                <w:sz w:val="22"/>
+                <w:szCs w:val="22"/>
               </w:rPr>
               <w:t>i</w:t>
             </w:r>
@@ -7157,8 +7149,8 @@
             <w:r>
               <w:rPr>
                 <w:color w:val="000000"/>
-                <w:sz w:val="16"/>
-                <w:szCs w:val="16"/>
+                <w:sz w:val="22"/>
+                <w:szCs w:val="22"/>
               </w:rPr>
               <w:t xml:space="preserve"> </w:t>
             </w:r>
@@ -7166,16 +7158,16 @@
               <w:rPr>
                 <w:rStyle w:val="cm-operator"/>
                 <w:color w:val="000000"/>
-                <w:sz w:val="16"/>
-                <w:szCs w:val="16"/>
+                <w:sz w:val="22"/>
+                <w:szCs w:val="22"/>
               </w:rPr>
               <w:t>&lt;</w:t>
             </w:r>
             <w:r>
               <w:rPr>
                 <w:color w:val="000000"/>
-                <w:sz w:val="16"/>
-                <w:szCs w:val="16"/>
+                <w:sz w:val="22"/>
+                <w:szCs w:val="22"/>
               </w:rPr>
               <w:t xml:space="preserve"> </w:t>
             </w:r>
@@ -7184,16 +7176,16 @@
               <w:rPr>
                 <w:rStyle w:val="cm-variable"/>
                 <w:color w:val="000000"/>
-                <w:sz w:val="16"/>
-                <w:szCs w:val="16"/>
+                <w:sz w:val="22"/>
+                <w:szCs w:val="22"/>
               </w:rPr>
               <w:t>input</w:t>
             </w:r>
             <w:r>
               <w:rPr>
                 <w:color w:val="000000"/>
-                <w:sz w:val="16"/>
-                <w:szCs w:val="16"/>
+                <w:sz w:val="22"/>
+                <w:szCs w:val="22"/>
               </w:rPr>
               <w:t>.</w:t>
             </w:r>
@@ -7201,8 +7193,8 @@
               <w:rPr>
                 <w:rStyle w:val="cm-variable"/>
                 <w:color w:val="000000"/>
-                <w:sz w:val="16"/>
-                <w:szCs w:val="16"/>
+                <w:sz w:val="22"/>
+                <w:szCs w:val="22"/>
               </w:rPr>
               <w:t>length</w:t>
             </w:r>
@@ -7210,8 +7202,8 @@
             <w:r>
               <w:rPr>
                 <w:color w:val="000000"/>
-                <w:sz w:val="16"/>
-                <w:szCs w:val="16"/>
+                <w:sz w:val="22"/>
+                <w:szCs w:val="22"/>
               </w:rPr>
               <w:t xml:space="preserve">; </w:t>
             </w:r>
@@ -7220,8 +7212,8 @@
               <w:rPr>
                 <w:rStyle w:val="cm-variable"/>
                 <w:color w:val="000000"/>
-                <w:sz w:val="16"/>
-                <w:szCs w:val="16"/>
+                <w:sz w:val="22"/>
+                <w:szCs w:val="22"/>
               </w:rPr>
               <w:t>i</w:t>
             </w:r>
@@ -7230,16 +7222,16 @@
               <w:rPr>
                 <w:rStyle w:val="cm-operator"/>
                 <w:color w:val="000000"/>
-                <w:sz w:val="16"/>
-                <w:szCs w:val="16"/>
+                <w:sz w:val="22"/>
+                <w:szCs w:val="22"/>
               </w:rPr>
               <w:t>++</w:t>
             </w:r>
             <w:r>
               <w:rPr>
                 <w:color w:val="000000"/>
-                <w:sz w:val="16"/>
-                <w:szCs w:val="16"/>
+                <w:sz w:val="22"/>
+                <w:szCs w:val="22"/>
               </w:rPr>
               <w:t>) {</w:t>
             </w:r>
@@ -7250,15 +7242,15 @@
               <w:shd w:val="clear" w:color="auto" w:fill="FFFFFF"/>
               <w:rPr>
                 <w:color w:val="000000"/>
-                <w:sz w:val="16"/>
-                <w:szCs w:val="16"/>
+                <w:sz w:val="22"/>
+                <w:szCs w:val="22"/>
               </w:rPr>
             </w:pPr>
             <w:r>
               <w:rPr>
                 <w:color w:val="000000"/>
-                <w:sz w:val="16"/>
-                <w:szCs w:val="16"/>
+                <w:sz w:val="22"/>
+                <w:szCs w:val="22"/>
               </w:rPr>
               <w:t>9 |             </w:t>
             </w:r>
@@ -7268,16 +7260,16 @@
                 <w:b/>
                 <w:bCs/>
                 <w:color w:val="7F0055"/>
-                <w:sz w:val="16"/>
-                <w:szCs w:val="16"/>
+                <w:sz w:val="22"/>
+                <w:szCs w:val="22"/>
               </w:rPr>
               <w:t>for</w:t>
             </w:r>
             <w:r>
               <w:rPr>
                 <w:color w:val="000000"/>
-                <w:sz w:val="16"/>
-                <w:szCs w:val="16"/>
+                <w:sz w:val="22"/>
+                <w:szCs w:val="22"/>
               </w:rPr>
               <w:t xml:space="preserve"> (</w:t>
             </w:r>
@@ -7286,8 +7278,8 @@
               <w:rPr>
                 <w:rStyle w:val="cm-type"/>
                 <w:color w:val="0000C0"/>
-                <w:sz w:val="16"/>
-                <w:szCs w:val="16"/>
+                <w:sz w:val="22"/>
+                <w:szCs w:val="22"/>
               </w:rPr>
               <w:t>int</w:t>
             </w:r>
@@ -7295,8 +7287,8 @@
             <w:r>
               <w:rPr>
                 <w:color w:val="000000"/>
-                <w:sz w:val="16"/>
-                <w:szCs w:val="16"/>
+                <w:sz w:val="22"/>
+                <w:szCs w:val="22"/>
               </w:rPr>
               <w:t xml:space="preserve"> </w:t>
             </w:r>
@@ -7304,16 +7296,16 @@
               <w:rPr>
                 <w:rStyle w:val="cm-variable"/>
                 <w:color w:val="000000"/>
-                <w:sz w:val="16"/>
-                <w:szCs w:val="16"/>
+                <w:sz w:val="22"/>
+                <w:szCs w:val="22"/>
               </w:rPr>
               <w:t>j</w:t>
             </w:r>
             <w:r>
               <w:rPr>
                 <w:color w:val="000000"/>
-                <w:sz w:val="16"/>
-                <w:szCs w:val="16"/>
+                <w:sz w:val="22"/>
+                <w:szCs w:val="22"/>
               </w:rPr>
               <w:t xml:space="preserve"> </w:t>
             </w:r>
@@ -7321,16 +7313,16 @@
               <w:rPr>
                 <w:rStyle w:val="cm-operator"/>
                 <w:color w:val="000000"/>
-                <w:sz w:val="16"/>
-                <w:szCs w:val="16"/>
+                <w:sz w:val="22"/>
+                <w:szCs w:val="22"/>
               </w:rPr>
               <w:t>=</w:t>
             </w:r>
             <w:r>
               <w:rPr>
                 <w:color w:val="000000"/>
-                <w:sz w:val="16"/>
-                <w:szCs w:val="16"/>
+                <w:sz w:val="22"/>
+                <w:szCs w:val="22"/>
               </w:rPr>
               <w:t xml:space="preserve"> </w:t>
             </w:r>
@@ -7339,8 +7331,8 @@
               <w:rPr>
                 <w:rStyle w:val="cm-variable"/>
                 <w:color w:val="000000"/>
-                <w:sz w:val="16"/>
-                <w:szCs w:val="16"/>
+                <w:sz w:val="22"/>
+                <w:szCs w:val="22"/>
               </w:rPr>
               <w:t>i</w:t>
             </w:r>
@@ -7348,8 +7340,8 @@
             <w:r>
               <w:rPr>
                 <w:color w:val="000000"/>
-                <w:sz w:val="16"/>
-                <w:szCs w:val="16"/>
+                <w:sz w:val="22"/>
+                <w:szCs w:val="22"/>
               </w:rPr>
               <w:t xml:space="preserve">; </w:t>
             </w:r>
@@ -7357,16 +7349,16 @@
               <w:rPr>
                 <w:rStyle w:val="cm-variable"/>
                 <w:color w:val="000000"/>
-                <w:sz w:val="16"/>
-                <w:szCs w:val="16"/>
+                <w:sz w:val="22"/>
+                <w:szCs w:val="22"/>
               </w:rPr>
               <w:t>j</w:t>
             </w:r>
             <w:r>
               <w:rPr>
                 <w:color w:val="000000"/>
-                <w:sz w:val="16"/>
-                <w:szCs w:val="16"/>
+                <w:sz w:val="22"/>
+                <w:szCs w:val="22"/>
               </w:rPr>
               <w:t xml:space="preserve"> </w:t>
             </w:r>
@@ -7374,16 +7366,16 @@
               <w:rPr>
                 <w:rStyle w:val="cm-operator"/>
                 <w:color w:val="000000"/>
-                <w:sz w:val="16"/>
-                <w:szCs w:val="16"/>
+                <w:sz w:val="22"/>
+                <w:szCs w:val="22"/>
               </w:rPr>
               <w:t>&gt;</w:t>
             </w:r>
             <w:r>
               <w:rPr>
                 <w:color w:val="000000"/>
-                <w:sz w:val="16"/>
-                <w:szCs w:val="16"/>
+                <w:sz w:val="22"/>
+                <w:szCs w:val="22"/>
               </w:rPr>
               <w:t xml:space="preserve"> </w:t>
             </w:r>
@@ -7391,16 +7383,16 @@
               <w:rPr>
                 <w:rStyle w:val="cm-number"/>
                 <w:color w:val="116644"/>
-                <w:sz w:val="16"/>
-                <w:szCs w:val="16"/>
+                <w:sz w:val="22"/>
+                <w:szCs w:val="22"/>
               </w:rPr>
               <w:t>0</w:t>
             </w:r>
             <w:r>
               <w:rPr>
                 <w:color w:val="000000"/>
-                <w:sz w:val="16"/>
-                <w:szCs w:val="16"/>
+                <w:sz w:val="22"/>
+                <w:szCs w:val="22"/>
               </w:rPr>
               <w:t xml:space="preserve">; </w:t>
             </w:r>
@@ -7408,8 +7400,8 @@
               <w:rPr>
                 <w:rStyle w:val="cm-variable"/>
                 <w:color w:val="000000"/>
-                <w:sz w:val="16"/>
-                <w:szCs w:val="16"/>
+                <w:sz w:val="22"/>
+                <w:szCs w:val="22"/>
               </w:rPr>
               <w:t>j</w:t>
             </w:r>
@@ -7417,16 +7409,16 @@
               <w:rPr>
                 <w:rStyle w:val="cm-operator"/>
                 <w:color w:val="000000"/>
-                <w:sz w:val="16"/>
-                <w:szCs w:val="16"/>
+                <w:sz w:val="22"/>
+                <w:szCs w:val="22"/>
               </w:rPr>
               <w:t>--</w:t>
             </w:r>
             <w:r>
               <w:rPr>
                 <w:color w:val="000000"/>
-                <w:sz w:val="16"/>
-                <w:szCs w:val="16"/>
+                <w:sz w:val="22"/>
+                <w:szCs w:val="22"/>
               </w:rPr>
               <w:t>) {</w:t>
             </w:r>
@@ -7437,15 +7429,15 @@
               <w:shd w:val="clear" w:color="auto" w:fill="FFFFFF"/>
               <w:rPr>
                 <w:color w:val="000000"/>
-                <w:sz w:val="16"/>
-                <w:szCs w:val="16"/>
+                <w:sz w:val="22"/>
+                <w:szCs w:val="22"/>
               </w:rPr>
             </w:pPr>
             <w:r>
               <w:rPr>
                 <w:color w:val="000000"/>
-                <w:sz w:val="16"/>
-                <w:szCs w:val="16"/>
+                <w:sz w:val="22"/>
+                <w:szCs w:val="22"/>
               </w:rPr>
               <w:t>10|                 </w:t>
             </w:r>
@@ -7455,16 +7447,16 @@
                 <w:b/>
                 <w:bCs/>
                 <w:color w:val="7F0055"/>
-                <w:sz w:val="16"/>
-                <w:szCs w:val="16"/>
+                <w:sz w:val="22"/>
+                <w:szCs w:val="22"/>
               </w:rPr>
               <w:t>if</w:t>
             </w:r>
             <w:r>
               <w:rPr>
                 <w:color w:val="000000"/>
-                <w:sz w:val="16"/>
-                <w:szCs w:val="16"/>
+                <w:sz w:val="22"/>
+                <w:szCs w:val="22"/>
               </w:rPr>
               <w:t xml:space="preserve"> (</w:t>
             </w:r>
@@ -7472,16 +7464,16 @@
               <w:rPr>
                 <w:rStyle w:val="cm-variable"/>
                 <w:color w:val="000000"/>
-                <w:sz w:val="16"/>
-                <w:szCs w:val="16"/>
+                <w:sz w:val="22"/>
+                <w:szCs w:val="22"/>
               </w:rPr>
               <w:t>input</w:t>
             </w:r>
             <w:r>
               <w:rPr>
                 <w:color w:val="000000"/>
-                <w:sz w:val="16"/>
-                <w:szCs w:val="16"/>
+                <w:sz w:val="22"/>
+                <w:szCs w:val="22"/>
               </w:rPr>
               <w:t>[</w:t>
             </w:r>
@@ -7489,16 +7481,16 @@
               <w:rPr>
                 <w:rStyle w:val="cm-variable"/>
                 <w:color w:val="000000"/>
-                <w:sz w:val="16"/>
-                <w:szCs w:val="16"/>
+                <w:sz w:val="22"/>
+                <w:szCs w:val="22"/>
               </w:rPr>
               <w:t>j</w:t>
             </w:r>
             <w:r>
               <w:rPr>
                 <w:color w:val="000000"/>
-                <w:sz w:val="16"/>
-                <w:szCs w:val="16"/>
+                <w:sz w:val="22"/>
+                <w:szCs w:val="22"/>
               </w:rPr>
               <w:t xml:space="preserve">] </w:t>
             </w:r>
@@ -7506,16 +7498,16 @@
               <w:rPr>
                 <w:rStyle w:val="cm-operator"/>
                 <w:color w:val="000000"/>
-                <w:sz w:val="16"/>
-                <w:szCs w:val="16"/>
+                <w:sz w:val="22"/>
+                <w:szCs w:val="22"/>
               </w:rPr>
               <w:t>&lt;</w:t>
             </w:r>
             <w:r>
               <w:rPr>
                 <w:color w:val="000000"/>
-                <w:sz w:val="16"/>
-                <w:szCs w:val="16"/>
+                <w:sz w:val="22"/>
+                <w:szCs w:val="22"/>
               </w:rPr>
               <w:t xml:space="preserve"> </w:t>
             </w:r>
@@ -7523,16 +7515,16 @@
               <w:rPr>
                 <w:rStyle w:val="cm-variable"/>
                 <w:color w:val="000000"/>
-                <w:sz w:val="16"/>
-                <w:szCs w:val="16"/>
+                <w:sz w:val="22"/>
+                <w:szCs w:val="22"/>
               </w:rPr>
               <w:t>input</w:t>
             </w:r>
             <w:r>
               <w:rPr>
                 <w:color w:val="000000"/>
-                <w:sz w:val="16"/>
-                <w:szCs w:val="16"/>
+                <w:sz w:val="22"/>
+                <w:szCs w:val="22"/>
               </w:rPr>
               <w:t>[</w:t>
             </w:r>
@@ -7540,16 +7532,16 @@
               <w:rPr>
                 <w:rStyle w:val="cm-variable"/>
                 <w:color w:val="000000"/>
-                <w:sz w:val="16"/>
-                <w:szCs w:val="16"/>
+                <w:sz w:val="22"/>
+                <w:szCs w:val="22"/>
               </w:rPr>
               <w:t>j</w:t>
             </w:r>
             <w:r>
               <w:rPr>
                 <w:color w:val="000000"/>
-                <w:sz w:val="16"/>
-                <w:szCs w:val="16"/>
+                <w:sz w:val="22"/>
+                <w:szCs w:val="22"/>
               </w:rPr>
               <w:t xml:space="preserve"> </w:t>
             </w:r>
@@ -7557,16 +7549,16 @@
               <w:rPr>
                 <w:rStyle w:val="cm-operator"/>
                 <w:color w:val="000000"/>
-                <w:sz w:val="16"/>
-                <w:szCs w:val="16"/>
+                <w:sz w:val="22"/>
+                <w:szCs w:val="22"/>
               </w:rPr>
               <w:t>-</w:t>
             </w:r>
             <w:r>
               <w:rPr>
                 <w:color w:val="000000"/>
-                <w:sz w:val="16"/>
-                <w:szCs w:val="16"/>
+                <w:sz w:val="22"/>
+                <w:szCs w:val="22"/>
               </w:rPr>
               <w:t xml:space="preserve"> </w:t>
             </w:r>
@@ -7574,16 +7566,16 @@
               <w:rPr>
                 <w:rStyle w:val="cm-number"/>
                 <w:color w:val="116644"/>
-                <w:sz w:val="16"/>
-                <w:szCs w:val="16"/>
+                <w:sz w:val="22"/>
+                <w:szCs w:val="22"/>
               </w:rPr>
               <w:t>1</w:t>
             </w:r>
             <w:r>
               <w:rPr>
                 <w:color w:val="000000"/>
-                <w:sz w:val="16"/>
-                <w:szCs w:val="16"/>
+                <w:sz w:val="22"/>
+                <w:szCs w:val="22"/>
               </w:rPr>
               <w:t>]) {</w:t>
             </w:r>
@@ -7594,15 +7586,15 @@
               <w:shd w:val="clear" w:color="auto" w:fill="FFFFFF"/>
               <w:rPr>
                 <w:color w:val="000000"/>
-                <w:sz w:val="16"/>
-                <w:szCs w:val="16"/>
+                <w:sz w:val="22"/>
+                <w:szCs w:val="22"/>
               </w:rPr>
             </w:pPr>
             <w:r>
               <w:rPr>
                 <w:color w:val="000000"/>
-                <w:sz w:val="16"/>
-                <w:szCs w:val="16"/>
+                <w:sz w:val="22"/>
+                <w:szCs w:val="22"/>
               </w:rPr>
               <w:t>11|                     </w:t>
             </w:r>
@@ -7610,16 +7602,16 @@
               <w:rPr>
                 <w:rStyle w:val="cm-variable"/>
                 <w:color w:val="000000"/>
-                <w:sz w:val="16"/>
-                <w:szCs w:val="16"/>
+                <w:sz w:val="22"/>
+                <w:szCs w:val="22"/>
               </w:rPr>
               <w:t>temp</w:t>
             </w:r>
             <w:r>
               <w:rPr>
                 <w:color w:val="000000"/>
-                <w:sz w:val="16"/>
-                <w:szCs w:val="16"/>
+                <w:sz w:val="22"/>
+                <w:szCs w:val="22"/>
               </w:rPr>
               <w:t xml:space="preserve"> </w:t>
             </w:r>
@@ -7627,16 +7619,16 @@
               <w:rPr>
                 <w:rStyle w:val="cm-operator"/>
                 <w:color w:val="000000"/>
-                <w:sz w:val="16"/>
-                <w:szCs w:val="16"/>
+                <w:sz w:val="22"/>
+                <w:szCs w:val="22"/>
               </w:rPr>
               <w:t>=</w:t>
             </w:r>
             <w:r>
               <w:rPr>
                 <w:color w:val="000000"/>
-                <w:sz w:val="16"/>
-                <w:szCs w:val="16"/>
+                <w:sz w:val="22"/>
+                <w:szCs w:val="22"/>
               </w:rPr>
               <w:t xml:space="preserve"> </w:t>
             </w:r>
@@ -7644,16 +7636,16 @@
               <w:rPr>
                 <w:rStyle w:val="cm-variable"/>
                 <w:color w:val="000000"/>
-                <w:sz w:val="16"/>
-                <w:szCs w:val="16"/>
+                <w:sz w:val="22"/>
+                <w:szCs w:val="22"/>
               </w:rPr>
               <w:t>input</w:t>
             </w:r>
             <w:r>
               <w:rPr>
                 <w:color w:val="000000"/>
-                <w:sz w:val="16"/>
-                <w:szCs w:val="16"/>
+                <w:sz w:val="22"/>
+                <w:szCs w:val="22"/>
               </w:rPr>
               <w:t>[</w:t>
             </w:r>
@@ -7661,16 +7653,16 @@
               <w:rPr>
                 <w:rStyle w:val="cm-variable"/>
                 <w:color w:val="000000"/>
-                <w:sz w:val="16"/>
-                <w:szCs w:val="16"/>
+                <w:sz w:val="22"/>
+                <w:szCs w:val="22"/>
               </w:rPr>
               <w:t>j</w:t>
             </w:r>
             <w:r>
               <w:rPr>
                 <w:color w:val="000000"/>
-                <w:sz w:val="16"/>
-                <w:szCs w:val="16"/>
+                <w:sz w:val="22"/>
+                <w:szCs w:val="22"/>
               </w:rPr>
               <w:t>];</w:t>
             </w:r>
@@ -7681,15 +7673,15 @@
               <w:shd w:val="clear" w:color="auto" w:fill="FFFFFF"/>
               <w:rPr>
                 <w:color w:val="000000"/>
-                <w:sz w:val="16"/>
-                <w:szCs w:val="16"/>
+                <w:sz w:val="22"/>
+                <w:szCs w:val="22"/>
               </w:rPr>
             </w:pPr>
             <w:r>
               <w:rPr>
                 <w:color w:val="000000"/>
-                <w:sz w:val="16"/>
-                <w:szCs w:val="16"/>
+                <w:sz w:val="22"/>
+                <w:szCs w:val="22"/>
               </w:rPr>
               <w:t>12|                     </w:t>
             </w:r>
@@ -7697,16 +7689,16 @@
               <w:rPr>
                 <w:rStyle w:val="cm-variable"/>
                 <w:color w:val="000000"/>
-                <w:sz w:val="16"/>
-                <w:szCs w:val="16"/>
+                <w:sz w:val="22"/>
+                <w:szCs w:val="22"/>
               </w:rPr>
               <w:t>input</w:t>
             </w:r>
             <w:r>
               <w:rPr>
                 <w:color w:val="000000"/>
-                <w:sz w:val="16"/>
-                <w:szCs w:val="16"/>
+                <w:sz w:val="22"/>
+                <w:szCs w:val="22"/>
               </w:rPr>
               <w:t>[</w:t>
             </w:r>
@@ -7714,16 +7706,16 @@
               <w:rPr>
                 <w:rStyle w:val="cm-variable"/>
                 <w:color w:val="000000"/>
-                <w:sz w:val="16"/>
-                <w:szCs w:val="16"/>
+                <w:sz w:val="22"/>
+                <w:szCs w:val="22"/>
               </w:rPr>
               <w:t>j</w:t>
             </w:r>
             <w:r>
               <w:rPr>
                 <w:color w:val="000000"/>
-                <w:sz w:val="16"/>
-                <w:szCs w:val="16"/>
+                <w:sz w:val="22"/>
+                <w:szCs w:val="22"/>
               </w:rPr>
               <w:t xml:space="preserve">] </w:t>
             </w:r>
@@ -7731,16 +7723,16 @@
               <w:rPr>
                 <w:rStyle w:val="cm-operator"/>
                 <w:color w:val="000000"/>
-                <w:sz w:val="16"/>
-                <w:szCs w:val="16"/>
+                <w:sz w:val="22"/>
+                <w:szCs w:val="22"/>
               </w:rPr>
               <w:t>=</w:t>
             </w:r>
             <w:r>
               <w:rPr>
                 <w:color w:val="000000"/>
-                <w:sz w:val="16"/>
-                <w:szCs w:val="16"/>
+                <w:sz w:val="22"/>
+                <w:szCs w:val="22"/>
               </w:rPr>
               <w:t xml:space="preserve"> </w:t>
             </w:r>
@@ -7748,16 +7740,16 @@
               <w:rPr>
                 <w:rStyle w:val="cm-variable"/>
                 <w:color w:val="000000"/>
-                <w:sz w:val="16"/>
-                <w:szCs w:val="16"/>
+                <w:sz w:val="22"/>
+                <w:szCs w:val="22"/>
               </w:rPr>
               <w:t>input</w:t>
             </w:r>
             <w:r>
               <w:rPr>
                 <w:color w:val="000000"/>
-                <w:sz w:val="16"/>
-                <w:szCs w:val="16"/>
+                <w:sz w:val="22"/>
+                <w:szCs w:val="22"/>
               </w:rPr>
               <w:t>[</w:t>
             </w:r>
@@ -7765,16 +7757,16 @@
               <w:rPr>
                 <w:rStyle w:val="cm-variable"/>
                 <w:color w:val="000000"/>
-                <w:sz w:val="16"/>
-                <w:szCs w:val="16"/>
+                <w:sz w:val="22"/>
+                <w:szCs w:val="22"/>
               </w:rPr>
               <w:t>j</w:t>
             </w:r>
             <w:r>
               <w:rPr>
                 <w:color w:val="000000"/>
-                <w:sz w:val="16"/>
-                <w:szCs w:val="16"/>
+                <w:sz w:val="22"/>
+                <w:szCs w:val="22"/>
               </w:rPr>
               <w:t xml:space="preserve"> </w:t>
             </w:r>
@@ -7782,16 +7774,16 @@
               <w:rPr>
                 <w:rStyle w:val="cm-operator"/>
                 <w:color w:val="000000"/>
-                <w:sz w:val="16"/>
-                <w:szCs w:val="16"/>
+                <w:sz w:val="22"/>
+                <w:szCs w:val="22"/>
               </w:rPr>
               <w:t>-</w:t>
             </w:r>
             <w:r>
               <w:rPr>
                 <w:color w:val="000000"/>
-                <w:sz w:val="16"/>
-                <w:szCs w:val="16"/>
+                <w:sz w:val="22"/>
+                <w:szCs w:val="22"/>
               </w:rPr>
               <w:t xml:space="preserve"> </w:t>
             </w:r>
@@ -7799,16 +7791,16 @@
               <w:rPr>
                 <w:rStyle w:val="cm-number"/>
                 <w:color w:val="116644"/>
-                <w:sz w:val="16"/>
-                <w:szCs w:val="16"/>
+                <w:sz w:val="22"/>
+                <w:szCs w:val="22"/>
               </w:rPr>
               <w:t>1</w:t>
             </w:r>
             <w:r>
               <w:rPr>
                 <w:color w:val="000000"/>
-                <w:sz w:val="16"/>
-                <w:szCs w:val="16"/>
+                <w:sz w:val="22"/>
+                <w:szCs w:val="22"/>
               </w:rPr>
               <w:t>];</w:t>
             </w:r>
@@ -7819,15 +7811,15 @@
               <w:shd w:val="clear" w:color="auto" w:fill="FFFFFF"/>
               <w:rPr>
                 <w:color w:val="000000"/>
-                <w:sz w:val="16"/>
-                <w:szCs w:val="16"/>
+                <w:sz w:val="22"/>
+                <w:szCs w:val="22"/>
               </w:rPr>
             </w:pPr>
             <w:r>
               <w:rPr>
                 <w:color w:val="000000"/>
-                <w:sz w:val="16"/>
-                <w:szCs w:val="16"/>
+                <w:sz w:val="22"/>
+                <w:szCs w:val="22"/>
               </w:rPr>
               <w:t>13|                     </w:t>
             </w:r>
@@ -7835,16 +7827,16 @@
               <w:rPr>
                 <w:rStyle w:val="cm-variable"/>
                 <w:color w:val="000000"/>
-                <w:sz w:val="16"/>
-                <w:szCs w:val="16"/>
+                <w:sz w:val="22"/>
+                <w:szCs w:val="22"/>
               </w:rPr>
               <w:t>input</w:t>
             </w:r>
             <w:r>
               <w:rPr>
                 <w:color w:val="000000"/>
-                <w:sz w:val="16"/>
-                <w:szCs w:val="16"/>
+                <w:sz w:val="22"/>
+                <w:szCs w:val="22"/>
               </w:rPr>
               <w:t>[</w:t>
             </w:r>
@@ -7852,16 +7844,16 @@
               <w:rPr>
                 <w:rStyle w:val="cm-variable"/>
                 <w:color w:val="000000"/>
-                <w:sz w:val="16"/>
-                <w:szCs w:val="16"/>
+                <w:sz w:val="22"/>
+                <w:szCs w:val="22"/>
               </w:rPr>
               <w:t>j</w:t>
             </w:r>
             <w:r>
               <w:rPr>
                 <w:color w:val="000000"/>
-                <w:sz w:val="16"/>
-                <w:szCs w:val="16"/>
+                <w:sz w:val="22"/>
+                <w:szCs w:val="22"/>
               </w:rPr>
               <w:t xml:space="preserve"> </w:t>
             </w:r>
@@ -7869,16 +7861,16 @@
               <w:rPr>
                 <w:rStyle w:val="cm-operator"/>
                 <w:color w:val="000000"/>
-                <w:sz w:val="16"/>
-                <w:szCs w:val="16"/>
+                <w:sz w:val="22"/>
+                <w:szCs w:val="22"/>
               </w:rPr>
               <w:t>-</w:t>
             </w:r>
             <w:r>
               <w:rPr>
                 <w:color w:val="000000"/>
-                <w:sz w:val="16"/>
-                <w:szCs w:val="16"/>
+                <w:sz w:val="22"/>
+                <w:szCs w:val="22"/>
               </w:rPr>
               <w:t xml:space="preserve"> </w:t>
             </w:r>
@@ -7886,16 +7878,16 @@
               <w:rPr>
                 <w:rStyle w:val="cm-number"/>
                 <w:color w:val="116644"/>
-                <w:sz w:val="16"/>
-                <w:szCs w:val="16"/>
+                <w:sz w:val="22"/>
+                <w:szCs w:val="22"/>
               </w:rPr>
               <w:t>1</w:t>
             </w:r>
             <w:r>
               <w:rPr>
                 <w:color w:val="000000"/>
-                <w:sz w:val="16"/>
-                <w:szCs w:val="16"/>
+                <w:sz w:val="22"/>
+                <w:szCs w:val="22"/>
               </w:rPr>
               <w:t xml:space="preserve">] </w:t>
             </w:r>
@@ -7903,16 +7895,16 @@
               <w:rPr>
                 <w:rStyle w:val="cm-operator"/>
                 <w:color w:val="000000"/>
-                <w:sz w:val="16"/>
-                <w:szCs w:val="16"/>
+                <w:sz w:val="22"/>
+                <w:szCs w:val="22"/>
               </w:rPr>
               <w:t>=</w:t>
             </w:r>
             <w:r>
               <w:rPr>
                 <w:color w:val="000000"/>
-                <w:sz w:val="16"/>
-                <w:szCs w:val="16"/>
+                <w:sz w:val="22"/>
+                <w:szCs w:val="22"/>
               </w:rPr>
               <w:t xml:space="preserve"> </w:t>
             </w:r>
@@ -7920,16 +7912,16 @@
               <w:rPr>
                 <w:rStyle w:val="cm-variable"/>
                 <w:color w:val="000000"/>
-                <w:sz w:val="16"/>
-                <w:szCs w:val="16"/>
+                <w:sz w:val="22"/>
+                <w:szCs w:val="22"/>
               </w:rPr>
               <w:t>temp</w:t>
             </w:r>
             <w:r>
               <w:rPr>
                 <w:color w:val="000000"/>
-                <w:sz w:val="16"/>
-                <w:szCs w:val="16"/>
+                <w:sz w:val="22"/>
+                <w:szCs w:val="22"/>
               </w:rPr>
               <w:t>;</w:t>
             </w:r>
@@ -7940,15 +7932,15 @@
               <w:shd w:val="clear" w:color="auto" w:fill="FFFFFF"/>
               <w:rPr>
                 <w:color w:val="000000"/>
-                <w:sz w:val="16"/>
-                <w:szCs w:val="16"/>
+                <w:sz w:val="22"/>
+                <w:szCs w:val="22"/>
               </w:rPr>
             </w:pPr>
             <w:r>
               <w:rPr>
                 <w:color w:val="000000"/>
-                <w:sz w:val="16"/>
-                <w:szCs w:val="16"/>
+                <w:sz w:val="22"/>
+                <w:szCs w:val="22"/>
               </w:rPr>
               <w:t>14|                 }</w:t>
             </w:r>
@@ -7959,15 +7951,15 @@
               <w:shd w:val="clear" w:color="auto" w:fill="FFFFFF"/>
               <w:rPr>
                 <w:color w:val="000000"/>
-                <w:sz w:val="16"/>
-                <w:szCs w:val="16"/>
+                <w:sz w:val="22"/>
+                <w:szCs w:val="22"/>
               </w:rPr>
             </w:pPr>
             <w:r>
               <w:rPr>
                 <w:color w:val="000000"/>
-                <w:sz w:val="16"/>
-                <w:szCs w:val="16"/>
+                <w:sz w:val="22"/>
+                <w:szCs w:val="22"/>
               </w:rPr>
               <w:t>15|             }</w:t>
             </w:r>
@@ -7978,15 +7970,15 @@
               <w:shd w:val="clear" w:color="auto" w:fill="FFFFFF"/>
               <w:rPr>
                 <w:color w:val="000000"/>
-                <w:sz w:val="16"/>
-                <w:szCs w:val="16"/>
+                <w:sz w:val="22"/>
+                <w:szCs w:val="22"/>
               </w:rPr>
             </w:pPr>
             <w:r>
               <w:rPr>
                 <w:color w:val="000000"/>
-                <w:sz w:val="16"/>
-                <w:szCs w:val="16"/>
+                <w:sz w:val="22"/>
+                <w:szCs w:val="22"/>
               </w:rPr>
               <w:t>16|         }</w:t>
             </w:r>
@@ -7997,15 +7989,15 @@
               <w:shd w:val="clear" w:color="auto" w:fill="FFFFFF"/>
               <w:rPr>
                 <w:color w:val="000000"/>
-                <w:sz w:val="16"/>
-                <w:szCs w:val="16"/>
+                <w:sz w:val="22"/>
+                <w:szCs w:val="22"/>
               </w:rPr>
             </w:pPr>
             <w:r>
               <w:rPr>
                 <w:color w:val="000000"/>
-                <w:sz w:val="16"/>
-                <w:szCs w:val="16"/>
+                <w:sz w:val="22"/>
+                <w:szCs w:val="22"/>
               </w:rPr>
               <w:t>17|         </w:t>
             </w:r>
@@ -8015,16 +8007,16 @@
                 <w:b/>
                 <w:bCs/>
                 <w:color w:val="7F0055"/>
-                <w:sz w:val="16"/>
-                <w:szCs w:val="16"/>
+                <w:sz w:val="22"/>
+                <w:szCs w:val="22"/>
               </w:rPr>
               <w:t>for</w:t>
             </w:r>
             <w:r>
               <w:rPr>
                 <w:color w:val="000000"/>
-                <w:sz w:val="16"/>
-                <w:szCs w:val="16"/>
+                <w:sz w:val="22"/>
+                <w:szCs w:val="22"/>
               </w:rPr>
               <w:t xml:space="preserve"> (</w:t>
             </w:r>
@@ -8033,8 +8025,8 @@
               <w:rPr>
                 <w:rStyle w:val="cm-type"/>
                 <w:color w:val="0000C0"/>
-                <w:sz w:val="16"/>
-                <w:szCs w:val="16"/>
+                <w:sz w:val="22"/>
+                <w:szCs w:val="22"/>
               </w:rPr>
               <w:t>int</w:t>
             </w:r>
@@ -8042,8 +8034,8 @@
             <w:r>
               <w:rPr>
                 <w:color w:val="000000"/>
-                <w:sz w:val="16"/>
-                <w:szCs w:val="16"/>
+                <w:sz w:val="22"/>
+                <w:szCs w:val="22"/>
               </w:rPr>
               <w:t xml:space="preserve"> </w:t>
             </w:r>
@@ -8052,8 +8044,8 @@
               <w:rPr>
                 <w:rStyle w:val="cm-variable"/>
                 <w:color w:val="000000"/>
-                <w:sz w:val="16"/>
-                <w:szCs w:val="16"/>
+                <w:sz w:val="22"/>
+                <w:szCs w:val="22"/>
               </w:rPr>
               <w:t>i</w:t>
             </w:r>
@@ -8061,8 +8053,8 @@
             <w:r>
               <w:rPr>
                 <w:color w:val="000000"/>
-                <w:sz w:val="16"/>
-                <w:szCs w:val="16"/>
+                <w:sz w:val="22"/>
+                <w:szCs w:val="22"/>
               </w:rPr>
               <w:t xml:space="preserve"> </w:t>
             </w:r>
@@ -8070,16 +8062,16 @@
               <w:rPr>
                 <w:rStyle w:val="cm-operator"/>
                 <w:color w:val="000000"/>
-                <w:sz w:val="16"/>
-                <w:szCs w:val="16"/>
+                <w:sz w:val="22"/>
+                <w:szCs w:val="22"/>
               </w:rPr>
               <w:t>=</w:t>
             </w:r>
             <w:r>
               <w:rPr>
                 <w:color w:val="000000"/>
-                <w:sz w:val="16"/>
-                <w:szCs w:val="16"/>
+                <w:sz w:val="22"/>
+                <w:szCs w:val="22"/>
               </w:rPr>
               <w:t xml:space="preserve"> </w:t>
             </w:r>
@@ -8087,16 +8079,16 @@
               <w:rPr>
                 <w:rStyle w:val="cm-number"/>
                 <w:color w:val="116644"/>
-                <w:sz w:val="16"/>
-                <w:szCs w:val="16"/>
+                <w:sz w:val="22"/>
+                <w:szCs w:val="22"/>
               </w:rPr>
               <w:t>0</w:t>
             </w:r>
             <w:r>
               <w:rPr>
                 <w:color w:val="000000"/>
-                <w:sz w:val="16"/>
-                <w:szCs w:val="16"/>
+                <w:sz w:val="22"/>
+                <w:szCs w:val="22"/>
               </w:rPr>
               <w:t xml:space="preserve">; </w:t>
             </w:r>
@@ -8105,8 +8097,8 @@
               <w:rPr>
                 <w:rStyle w:val="cm-variable"/>
                 <w:color w:val="000000"/>
-                <w:sz w:val="16"/>
-                <w:szCs w:val="16"/>
+                <w:sz w:val="22"/>
+                <w:szCs w:val="22"/>
               </w:rPr>
               <w:t>i</w:t>
             </w:r>
@@ -8114,8 +8106,8 @@
             <w:r>
               <w:rPr>
                 <w:color w:val="000000"/>
-                <w:sz w:val="16"/>
-                <w:szCs w:val="16"/>
+                <w:sz w:val="22"/>
+                <w:szCs w:val="22"/>
               </w:rPr>
               <w:t xml:space="preserve"> </w:t>
             </w:r>
@@ -8123,16 +8115,16 @@
               <w:rPr>
                 <w:rStyle w:val="cm-operator"/>
                 <w:color w:val="000000"/>
-                <w:sz w:val="16"/>
-                <w:szCs w:val="16"/>
+                <w:sz w:val="22"/>
+                <w:szCs w:val="22"/>
               </w:rPr>
               <w:t>&lt;</w:t>
             </w:r>
             <w:r>
               <w:rPr>
                 <w:color w:val="000000"/>
-                <w:sz w:val="16"/>
-                <w:szCs w:val="16"/>
+                <w:sz w:val="22"/>
+                <w:szCs w:val="22"/>
               </w:rPr>
               <w:t xml:space="preserve"> </w:t>
             </w:r>
@@ -8141,16 +8133,16 @@
               <w:rPr>
                 <w:rStyle w:val="cm-variable"/>
                 <w:color w:val="000000"/>
-                <w:sz w:val="16"/>
-                <w:szCs w:val="16"/>
+                <w:sz w:val="22"/>
+                <w:szCs w:val="22"/>
               </w:rPr>
               <w:t>input</w:t>
             </w:r>
             <w:r>
               <w:rPr>
                 <w:color w:val="000000"/>
-                <w:sz w:val="16"/>
-                <w:szCs w:val="16"/>
+                <w:sz w:val="22"/>
+                <w:szCs w:val="22"/>
               </w:rPr>
               <w:t>.</w:t>
             </w:r>
@@ -8158,8 +8150,8 @@
               <w:rPr>
                 <w:rStyle w:val="cm-variable"/>
                 <w:color w:val="000000"/>
-                <w:sz w:val="16"/>
-                <w:szCs w:val="16"/>
+                <w:sz w:val="22"/>
+                <w:szCs w:val="22"/>
               </w:rPr>
               <w:t>length</w:t>
             </w:r>
@@ -8167,8 +8159,8 @@
             <w:r>
               <w:rPr>
                 <w:color w:val="000000"/>
-                <w:sz w:val="16"/>
-                <w:szCs w:val="16"/>
+                <w:sz w:val="22"/>
+                <w:szCs w:val="22"/>
               </w:rPr>
               <w:t xml:space="preserve">; </w:t>
             </w:r>
@@ -8177,8 +8169,8 @@
               <w:rPr>
                 <w:rStyle w:val="cm-variable"/>
                 <w:color w:val="000000"/>
-                <w:sz w:val="16"/>
-                <w:szCs w:val="16"/>
+                <w:sz w:val="22"/>
+                <w:szCs w:val="22"/>
               </w:rPr>
               <w:t>i</w:t>
             </w:r>
@@ -8187,16 +8179,16 @@
               <w:rPr>
                 <w:rStyle w:val="cm-operator"/>
                 <w:color w:val="000000"/>
-                <w:sz w:val="16"/>
-                <w:szCs w:val="16"/>
+                <w:sz w:val="22"/>
+                <w:szCs w:val="22"/>
               </w:rPr>
               <w:t>++</w:t>
             </w:r>
             <w:r>
               <w:rPr>
                 <w:color w:val="000000"/>
-                <w:sz w:val="16"/>
-                <w:szCs w:val="16"/>
+                <w:sz w:val="22"/>
+                <w:szCs w:val="22"/>
               </w:rPr>
               <w:t>) {</w:t>
             </w:r>
@@ -8207,15 +8199,15 @@
               <w:shd w:val="clear" w:color="auto" w:fill="FFFFFF"/>
               <w:rPr>
                 <w:color w:val="000000"/>
-                <w:sz w:val="16"/>
-                <w:szCs w:val="16"/>
+                <w:sz w:val="22"/>
+                <w:szCs w:val="22"/>
               </w:rPr>
             </w:pPr>
             <w:r>
               <w:rPr>
                 <w:color w:val="000000"/>
-                <w:sz w:val="16"/>
-                <w:szCs w:val="16"/>
+                <w:sz w:val="22"/>
+                <w:szCs w:val="22"/>
               </w:rPr>
               <w:t>18|             </w:t>
             </w:r>
@@ -8224,16 +8216,16 @@
               <w:rPr>
                 <w:rStyle w:val="cm-variable"/>
                 <w:color w:val="000000"/>
-                <w:sz w:val="16"/>
-                <w:szCs w:val="16"/>
+                <w:sz w:val="22"/>
+                <w:szCs w:val="22"/>
               </w:rPr>
               <w:t>System</w:t>
             </w:r>
             <w:r>
               <w:rPr>
                 <w:color w:val="000000"/>
-                <w:sz w:val="16"/>
-                <w:szCs w:val="16"/>
+                <w:sz w:val="22"/>
+                <w:szCs w:val="22"/>
               </w:rPr>
               <w:t>.</w:t>
             </w:r>
@@ -8241,16 +8233,16 @@
               <w:rPr>
                 <w:rStyle w:val="cm-variable"/>
                 <w:color w:val="000000"/>
-                <w:sz w:val="16"/>
-                <w:szCs w:val="16"/>
+                <w:sz w:val="22"/>
+                <w:szCs w:val="22"/>
               </w:rPr>
               <w:t>out</w:t>
             </w:r>
             <w:r>
               <w:rPr>
                 <w:color w:val="000000"/>
-                <w:sz w:val="16"/>
-                <w:szCs w:val="16"/>
+                <w:sz w:val="22"/>
+                <w:szCs w:val="22"/>
               </w:rPr>
               <w:t>.</w:t>
             </w:r>
@@ -8258,8 +8250,8 @@
               <w:rPr>
                 <w:rStyle w:val="cm-variable"/>
                 <w:color w:val="000000"/>
-                <w:sz w:val="16"/>
-                <w:szCs w:val="16"/>
+                <w:sz w:val="22"/>
+                <w:szCs w:val="22"/>
               </w:rPr>
               <w:t>print</w:t>
             </w:r>
@@ -8267,8 +8259,8 @@
             <w:r>
               <w:rPr>
                 <w:color w:val="000000"/>
-                <w:sz w:val="16"/>
-                <w:szCs w:val="16"/>
+                <w:sz w:val="22"/>
+                <w:szCs w:val="22"/>
               </w:rPr>
               <w:t>(</w:t>
             </w:r>
@@ -8276,16 +8268,16 @@
               <w:rPr>
                 <w:rStyle w:val="cm-variable"/>
                 <w:color w:val="000000"/>
-                <w:sz w:val="16"/>
-                <w:szCs w:val="16"/>
+                <w:sz w:val="22"/>
+                <w:szCs w:val="22"/>
               </w:rPr>
               <w:t>input</w:t>
             </w:r>
             <w:r>
               <w:rPr>
                 <w:color w:val="000000"/>
-                <w:sz w:val="16"/>
-                <w:szCs w:val="16"/>
+                <w:sz w:val="22"/>
+                <w:szCs w:val="22"/>
               </w:rPr>
               <w:t>[</w:t>
             </w:r>
@@ -8294,8 +8286,8 @@
               <w:rPr>
                 <w:rStyle w:val="cm-variable"/>
                 <w:color w:val="000000"/>
-                <w:sz w:val="16"/>
-                <w:szCs w:val="16"/>
+                <w:sz w:val="22"/>
+                <w:szCs w:val="22"/>
               </w:rPr>
               <w:t>i</w:t>
             </w:r>
@@ -8303,8 +8295,8 @@
             <w:r>
               <w:rPr>
                 <w:color w:val="000000"/>
-                <w:sz w:val="16"/>
-                <w:szCs w:val="16"/>
+                <w:sz w:val="22"/>
+                <w:szCs w:val="22"/>
               </w:rPr>
               <w:t xml:space="preserve">] </w:t>
             </w:r>
@@ -8312,16 +8304,16 @@
               <w:rPr>
                 <w:rStyle w:val="cm-operator"/>
                 <w:color w:val="000000"/>
-                <w:sz w:val="16"/>
-                <w:szCs w:val="16"/>
+                <w:sz w:val="22"/>
+                <w:szCs w:val="22"/>
               </w:rPr>
               <w:t>+</w:t>
             </w:r>
             <w:r>
               <w:rPr>
                 <w:color w:val="000000"/>
-                <w:sz w:val="16"/>
-                <w:szCs w:val="16"/>
+                <w:sz w:val="22"/>
+                <w:szCs w:val="22"/>
               </w:rPr>
               <w:t xml:space="preserve"> </w:t>
             </w:r>
@@ -8329,16 +8321,16 @@
               <w:rPr>
                 <w:rStyle w:val="cm-string"/>
                 <w:color w:val="2A00FF"/>
-                <w:sz w:val="16"/>
-                <w:szCs w:val="16"/>
+                <w:sz w:val="22"/>
+                <w:szCs w:val="22"/>
               </w:rPr>
               <w:t>" "</w:t>
             </w:r>
             <w:r>
               <w:rPr>
                 <w:color w:val="000000"/>
-                <w:sz w:val="16"/>
-                <w:szCs w:val="16"/>
+                <w:sz w:val="22"/>
+                <w:szCs w:val="22"/>
               </w:rPr>
               <w:t>);</w:t>
             </w:r>
@@ -8349,15 +8341,15 @@
               <w:shd w:val="clear" w:color="auto" w:fill="FFFFFF"/>
               <w:rPr>
                 <w:color w:val="000000"/>
-                <w:sz w:val="16"/>
-                <w:szCs w:val="16"/>
+                <w:sz w:val="22"/>
+                <w:szCs w:val="22"/>
               </w:rPr>
             </w:pPr>
             <w:r>
               <w:rPr>
                 <w:color w:val="000000"/>
-                <w:sz w:val="16"/>
-                <w:szCs w:val="16"/>
+                <w:sz w:val="22"/>
+                <w:szCs w:val="22"/>
               </w:rPr>
               <w:t>19|         }</w:t>
             </w:r>
@@ -8368,15 +8360,15 @@
               <w:shd w:val="clear" w:color="auto" w:fill="FFFFFF"/>
               <w:rPr>
                 <w:color w:val="000000"/>
-                <w:sz w:val="16"/>
-                <w:szCs w:val="16"/>
+                <w:sz w:val="22"/>
+                <w:szCs w:val="22"/>
               </w:rPr>
             </w:pPr>
             <w:r>
               <w:rPr>
                 <w:color w:val="000000"/>
-                <w:sz w:val="16"/>
-                <w:szCs w:val="16"/>
+                <w:sz w:val="22"/>
+                <w:szCs w:val="22"/>
               </w:rPr>
               <w:t>20|         </w:t>
             </w:r>
@@ -8386,16 +8378,16 @@
                 <w:b/>
                 <w:bCs/>
                 <w:color w:val="7F0055"/>
-                <w:sz w:val="16"/>
-                <w:szCs w:val="16"/>
+                <w:sz w:val="22"/>
+                <w:szCs w:val="22"/>
               </w:rPr>
               <w:t>return</w:t>
             </w:r>
             <w:r>
               <w:rPr>
                 <w:color w:val="000000"/>
-                <w:sz w:val="16"/>
-                <w:szCs w:val="16"/>
+                <w:sz w:val="22"/>
+                <w:szCs w:val="22"/>
               </w:rPr>
               <w:t xml:space="preserve"> </w:t>
             </w:r>
@@ -8403,16 +8395,16 @@
               <w:rPr>
                 <w:rStyle w:val="cm-variable"/>
                 <w:color w:val="000000"/>
-                <w:sz w:val="16"/>
-                <w:szCs w:val="16"/>
+                <w:sz w:val="22"/>
+                <w:szCs w:val="22"/>
               </w:rPr>
               <w:t>input</w:t>
             </w:r>
             <w:r>
               <w:rPr>
                 <w:color w:val="000000"/>
-                <w:sz w:val="16"/>
-                <w:szCs w:val="16"/>
+                <w:sz w:val="22"/>
+                <w:szCs w:val="22"/>
               </w:rPr>
               <w:t>;</w:t>
             </w:r>
@@ -8423,15 +8415,15 @@
               <w:shd w:val="clear" w:color="auto" w:fill="FFFFFF"/>
               <w:rPr>
                 <w:color w:val="000000"/>
-                <w:sz w:val="16"/>
-                <w:szCs w:val="16"/>
+                <w:sz w:val="22"/>
+                <w:szCs w:val="22"/>
               </w:rPr>
             </w:pPr>
             <w:r>
               <w:rPr>
                 <w:color w:val="000000"/>
-                <w:sz w:val="16"/>
-                <w:szCs w:val="16"/>
+                <w:sz w:val="22"/>
+                <w:szCs w:val="22"/>
               </w:rPr>
               <w:t>21|     }</w:t>
             </w:r>
@@ -8448,8 +8440,8 @@
             <w:r>
               <w:rPr>
                 <w:color w:val="000000"/>
-                <w:sz w:val="16"/>
-                <w:szCs w:val="16"/>
+                <w:sz w:val="22"/>
+                <w:szCs w:val="22"/>
               </w:rPr>
               <w:t>22| }</w:t>
             </w:r>
@@ -8502,15 +8494,6 @@
         </w:rPr>
         <w:t xml:space="preserve"> </w:t>
       </w:r>
-    </w:p>
-    <w:p>
-      <w:pPr>
-        <w:rPr>
-          <w:rFonts w:ascii="TH Sarabun New" w:hAnsi="TH Sarabun New" w:cs="TH Sarabun New"/>
-          <w:sz w:val="32"/>
-          <w:szCs w:val="32"/>
-        </w:rPr>
-      </w:pPr>
       <w:r>
         <w:rPr>
           <w:rFonts w:ascii="TH Sarabun New" w:hAnsi="TH Sarabun New" w:cs="TH Sarabun New"/>
@@ -8834,13 +8817,13 @@
               <wp:anchor distT="0" distB="0" distL="114300" distR="114300" simplePos="0" relativeHeight="251660288" behindDoc="0" locked="0" layoutInCell="1" allowOverlap="1">
                 <wp:simplePos x="0" y="0"/>
                 <wp:positionH relativeFrom="column">
-                  <wp:posOffset>289659</wp:posOffset>
+                  <wp:posOffset>289560</wp:posOffset>
                 </wp:positionH>
                 <wp:positionV relativeFrom="paragraph">
-                  <wp:posOffset>269809</wp:posOffset>
+                  <wp:posOffset>216205</wp:posOffset>
                 </wp:positionV>
-                <wp:extent cx="600710" cy="225425"/>
-                <wp:effectExtent l="0" t="0" r="27940" b="22225"/>
+                <wp:extent cx="600710" cy="274320"/>
+                <wp:effectExtent l="0" t="0" r="27940" b="11430"/>
                 <wp:wrapNone/>
                 <wp:docPr id="6" name="Rectangle 6"/>
                 <wp:cNvGraphicFramePr>
@@ -8855,7 +8838,7 @@
                       <wps:spPr bwMode="auto">
                         <a:xfrm>
                           <a:off x="0" y="0"/>
-                          <a:ext cx="600710" cy="225425"/>
+                          <a:ext cx="600710" cy="274320"/>
                         </a:xfrm>
                         <a:prstGeom prst="rect">
                           <a:avLst/>
@@ -8909,7 +8892,7 @@
           </mc:Choice>
           <mc:Fallback>
             <w:pict>
-              <v:rect id="Rectangle 6" o:spid="_x0000_s1026" style="position:absolute;margin-left:22.8pt;margin-top:21.25pt;width:47.3pt;height:17.75pt;z-index:251660288;visibility:visible;mso-wrap-style:square;mso-width-percent:0;mso-height-percent:0;mso-wrap-distance-left:9pt;mso-wrap-distance-top:0;mso-wrap-distance-right:9pt;mso-wrap-distance-bottom:0;mso-position-horizontal:absolute;mso-position-horizontal-relative:text;mso-position-vertical:absolute;mso-position-vertical-relative:text;mso-width-percent:0;mso-height-percent:0;mso-width-relative:page;mso-height-relative:page;v-text-anchor:top" o:gfxdata="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">
+              <v:rect id="Rectangle 6" o:spid="_x0000_s1026" style="position:absolute;margin-left:22.8pt;margin-top:17pt;width:47.3pt;height:21.6pt;z-index:251660288;visibility:visible;mso-wrap-style:square;mso-width-percent:0;mso-height-percent:0;mso-wrap-distance-left:9pt;mso-wrap-distance-top:0;mso-wrap-distance-right:9pt;mso-wrap-distance-bottom:0;mso-position-horizontal:absolute;mso-position-horizontal-relative:text;mso-position-vertical:absolute;mso-position-vertical-relative:text;mso-width-percent:0;mso-height-percent:0;mso-width-relative:page;mso-height-relative:page;v-text-anchor:top" o:gfxdata="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">
                 <v:textbox>
                   <w:txbxContent>
                     <w:p>
@@ -9236,15 +9219,6 @@
           <w:szCs w:val="32"/>
         </w:rPr>
       </w:pPr>
-    </w:p>
-    <w:p>
-      <w:pPr>
-        <w:rPr>
-          <w:rFonts w:ascii="Courier New" w:hAnsi="Courier New" w:cs="Courier New"/>
-          <w:sz w:val="32"/>
-          <w:szCs w:val="32"/>
-        </w:rPr>
-      </w:pPr>
       <w:r>
         <w:rPr>
           <w:rFonts w:ascii="Courier New" w:hAnsi="Courier New" w:cs="Courier New"/>
@@ -9257,13 +9231,13 @@
               <wp:anchor distT="0" distB="0" distL="114300" distR="114300" simplePos="0" relativeHeight="251662336" behindDoc="0" locked="0" layoutInCell="1" allowOverlap="1" wp14:anchorId="3111354B" wp14:editId="7C364B1F">
                 <wp:simplePos x="0" y="0"/>
                 <wp:positionH relativeFrom="column">
-                  <wp:posOffset>289857</wp:posOffset>
+                  <wp:posOffset>289560</wp:posOffset>
                 </wp:positionH>
                 <wp:positionV relativeFrom="paragraph">
-                  <wp:posOffset>28987</wp:posOffset>
+                  <wp:posOffset>246050</wp:posOffset>
                 </wp:positionV>
-                <wp:extent cx="600710" cy="225425"/>
-                <wp:effectExtent l="0" t="0" r="27940" b="22225"/>
+                <wp:extent cx="600710" cy="274320"/>
+                <wp:effectExtent l="0" t="0" r="27940" b="11430"/>
                 <wp:wrapNone/>
                 <wp:docPr id="9" name="Rectangle 9"/>
                 <wp:cNvGraphicFramePr>
@@ -9278,7 +9252,7 @@
                       <wps:spPr bwMode="auto">
                         <a:xfrm>
                           <a:off x="0" y="0"/>
-                          <a:ext cx="600710" cy="225425"/>
+                          <a:ext cx="600710" cy="274320"/>
                         </a:xfrm>
                         <a:prstGeom prst="rect">
                           <a:avLst/>
@@ -9332,7 +9306,7 @@
           </mc:Choice>
           <mc:Fallback>
             <w:pict>
-              <v:rect w14:anchorId="3111354B" id="Rectangle 9" o:spid="_x0000_s1027" style="position:absolute;margin-left:22.8pt;margin-top:2.3pt;width:47.3pt;height:17.75pt;z-index:251662336;visibility:visible;mso-wrap-style:square;mso-width-percent:0;mso-height-percent:0;mso-wrap-distance-left:9pt;mso-wrap-distance-top:0;mso-wrap-distance-right:9pt;mso-wrap-distance-bottom:0;mso-position-horizontal:absolute;mso-position-horizontal-relative:text;mso-position-vertical:absolute;mso-position-vertical-relative:text;mso-width-percent:0;mso-height-percent:0;mso-width-relative:page;mso-height-relative:page;v-text-anchor:top" o:gfxdata="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">
+              <v:rect w14:anchorId="3111354B" id="Rectangle 9" o:spid="_x0000_s1027" style="position:absolute;left:0;text-align:left;margin-left:22.8pt;margin-top:19.35pt;width:47.3pt;height:21.6pt;z-index:251662336;visibility:visible;mso-wrap-style:square;mso-width-percent:0;mso-height-percent:0;mso-wrap-distance-left:9pt;mso-wrap-distance-top:0;mso-wrap-distance-right:9pt;mso-wrap-distance-bottom:0;mso-position-horizontal:absolute;mso-position-horizontal-relative:text;mso-position-vertical:absolute;mso-position-vertical-relative:text;mso-width-percent:0;mso-height-percent:0;mso-width-relative:page;mso-height-relative:page;v-text-anchor:top" o:gfxdata="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">
                 <v:textbox>
                   <w:txbxContent>
                     <w:p>
@@ -9358,6 +9332,15 @@
           </mc:Fallback>
         </mc:AlternateContent>
       </w:r>
+    </w:p>
+    <w:p>
+      <w:pPr>
+        <w:rPr>
+          <w:rFonts w:ascii="Courier New" w:hAnsi="Courier New" w:cs="Courier New"/>
+          <w:sz w:val="32"/>
+          <w:szCs w:val="32"/>
+        </w:rPr>
+      </w:pPr>
       <w:proofErr w:type="spellStart"/>
       <w:r>
         <w:rPr>
@@ -9567,25 +9550,36 @@
           <w:szCs w:val="32"/>
         </w:rPr>
       </w:pPr>
+    </w:p>
+    <w:p>
+      <w:pPr>
+        <w:ind w:left="375"/>
+        <w:rPr>
+          <w:rFonts w:ascii="TH Sarabun New" w:hAnsi="TH Sarabun New" w:cs="TH Sarabun New"/>
+          <w:sz w:val="32"/>
+          <w:szCs w:val="32"/>
+        </w:rPr>
+      </w:pPr>
       <w:r>
         <w:rPr>
           <w:rFonts w:ascii="Courier New" w:hAnsi="Courier New" w:cs="Courier New"/>
           <w:noProof/>
           <w:lang w:eastAsia="ja-JP"/>
         </w:rPr>
+        <w:lastRenderedPageBreak/>
         <mc:AlternateContent>
           <mc:Choice Requires="wps">
             <w:drawing>
               <wp:anchor distT="0" distB="0" distL="114300" distR="114300" simplePos="0" relativeHeight="251664384" behindDoc="0" locked="0" layoutInCell="1" allowOverlap="1" wp14:anchorId="3111354B" wp14:editId="7C364B1F">
                 <wp:simplePos x="0" y="0"/>
                 <wp:positionH relativeFrom="column">
-                  <wp:posOffset>289849</wp:posOffset>
+                  <wp:posOffset>289560</wp:posOffset>
                 </wp:positionH>
                 <wp:positionV relativeFrom="paragraph">
-                  <wp:posOffset>269809</wp:posOffset>
+                  <wp:posOffset>216205</wp:posOffset>
                 </wp:positionV>
-                <wp:extent cx="600710" cy="225425"/>
-                <wp:effectExtent l="0" t="0" r="27940" b="22225"/>
+                <wp:extent cx="600710" cy="274320"/>
+                <wp:effectExtent l="0" t="0" r="27940" b="11430"/>
                 <wp:wrapNone/>
                 <wp:docPr id="11" name="Rectangle 11"/>
                 <wp:cNvGraphicFramePr>
@@ -9600,7 +9594,7 @@
                       <wps:spPr bwMode="auto">
                         <a:xfrm>
                           <a:off x="0" y="0"/>
-                          <a:ext cx="600710" cy="225425"/>
+                          <a:ext cx="600710" cy="274320"/>
                         </a:xfrm>
                         <a:prstGeom prst="rect">
                           <a:avLst/>
@@ -9654,7 +9648,7 @@
           </mc:Choice>
           <mc:Fallback>
             <w:pict>
-              <v:rect w14:anchorId="3111354B" id="Rectangle 11" o:spid="_x0000_s1028" style="position:absolute;left:0;text-align:left;margin-left:22.8pt;margin-top:21.25pt;width:47.3pt;height:17.75pt;z-index:251664384;visibility:visible;mso-wrap-style:square;mso-width-percent:0;mso-height-percent:0;mso-wrap-distance-left:9pt;mso-wrap-distance-top:0;mso-wrap-distance-right:9pt;mso-wrap-distance-bottom:0;mso-position-horizontal:absolute;mso-position-horizontal-relative:text;mso-position-vertical:absolute;mso-position-vertical-relative:text;mso-width-percent:0;mso-height-percent:0;mso-width-relative:page;mso-height-relative:page;v-text-anchor:top" o:gfxdata="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">
+              <v:rect w14:anchorId="3111354B" id="Rectangle 11" o:spid="_x0000_s1028" style="position:absolute;left:0;text-align:left;margin-left:22.8pt;margin-top:17pt;width:47.3pt;height:21.6pt;z-index:251664384;visibility:visible;mso-wrap-style:square;mso-width-percent:0;mso-height-percent:0;mso-wrap-distance-left:9pt;mso-wrap-distance-top:0;mso-wrap-distance-right:9pt;mso-wrap-distance-bottom:0;mso-position-horizontal:absolute;mso-position-horizontal-relative:text;mso-position-vertical:absolute;mso-position-vertical-relative:text;mso-width-percent:0;mso-height-percent:0;mso-width-relative:page;mso-height-relative:page;v-text-anchor:top" o:gfxdata="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">
                 <v:textbox>
                   <w:txbxContent>
                     <w:p>
@@ -9905,20 +9899,19 @@
           <w:noProof/>
           <w:lang w:eastAsia="ja-JP"/>
         </w:rPr>
-        <w:lastRenderedPageBreak/>
         <mc:AlternateContent>
           <mc:Choice Requires="wps">
             <w:drawing>
               <wp:anchor distT="0" distB="0" distL="114300" distR="114300" simplePos="0" relativeHeight="251666432" behindDoc="0" locked="0" layoutInCell="1" allowOverlap="1" wp14:anchorId="3111354B" wp14:editId="7C364B1F">
                 <wp:simplePos x="0" y="0"/>
                 <wp:positionH relativeFrom="column">
-                  <wp:posOffset>283919</wp:posOffset>
+                  <wp:posOffset>283845</wp:posOffset>
                 </wp:positionH>
                 <wp:positionV relativeFrom="paragraph">
-                  <wp:posOffset>263872</wp:posOffset>
+                  <wp:posOffset>210490</wp:posOffset>
                 </wp:positionV>
-                <wp:extent cx="600710" cy="225425"/>
-                <wp:effectExtent l="0" t="0" r="27940" b="22225"/>
+                <wp:extent cx="600710" cy="274320"/>
+                <wp:effectExtent l="0" t="0" r="27940" b="11430"/>
                 <wp:wrapNone/>
                 <wp:docPr id="12" name="Rectangle 12"/>
                 <wp:cNvGraphicFramePr>
@@ -9933,7 +9926,7 @@
                       <wps:spPr bwMode="auto">
                         <a:xfrm>
                           <a:off x="0" y="0"/>
-                          <a:ext cx="600710" cy="225425"/>
+                          <a:ext cx="600710" cy="274320"/>
                         </a:xfrm>
                         <a:prstGeom prst="rect">
                           <a:avLst/>
@@ -9987,7 +9980,7 @@
           </mc:Choice>
           <mc:Fallback>
             <w:pict>
-              <v:rect w14:anchorId="3111354B" id="Rectangle 12" o:spid="_x0000_s1029" style="position:absolute;left:0;text-align:left;margin-left:22.35pt;margin-top:20.8pt;width:47.3pt;height:17.75pt;z-index:251666432;visibility:visible;mso-wrap-style:square;mso-width-percent:0;mso-height-percent:0;mso-wrap-distance-left:9pt;mso-wrap-distance-top:0;mso-wrap-distance-right:9pt;mso-wrap-distance-bottom:0;mso-position-horizontal:absolute;mso-position-horizontal-relative:text;mso-position-vertical:absolute;mso-position-vertical-relative:text;mso-width-percent:0;mso-height-percent:0;mso-width-relative:page;mso-height-relative:page;v-text-anchor:top" o:gfxdata="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">
+              <v:rect w14:anchorId="3111354B" id="Rectangle 12" o:spid="_x0000_s1029" style="position:absolute;left:0;text-align:left;margin-left:22.35pt;margin-top:16.55pt;width:47.3pt;height:21.6pt;z-index:251666432;visibility:visible;mso-wrap-style:square;mso-width-percent:0;mso-height-percent:0;mso-wrap-distance-left:9pt;mso-wrap-distance-top:0;mso-wrap-distance-right:9pt;mso-wrap-distance-bottom:0;mso-position-horizontal:absolute;mso-position-horizontal-relative:text;mso-position-vertical:absolute;mso-position-vertical-relative:text;mso-width-percent:0;mso-height-percent:0;mso-width-relative:page;mso-height-relative:page;v-text-anchor:top" o:gfxdata="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">
                 <v:textbox>
                   <w:txbxContent>
                     <w:p>
@@ -10286,10 +10279,10 @@
     </w:tbl>
     <w:p/>
     <w:sectPr>
-      <w:headerReference w:type="default" r:id="rId6"/>
-      <w:footerReference w:type="default" r:id="rId7"/>
-      <w:headerReference w:type="first" r:id="rId8"/>
-      <w:footerReference w:type="first" r:id="rId9"/>
+      <w:headerReference w:type="default" r:id="rId7"/>
+      <w:footerReference w:type="default" r:id="rId8"/>
+      <w:headerReference w:type="first" r:id="rId9"/>
+      <w:footerReference w:type="first" r:id="rId10"/>
       <w:pgSz w:w="11906" w:h="16838" w:code="9"/>
       <w:pgMar w:top="567" w:right="851" w:bottom="567" w:left="851" w:header="720" w:footer="720" w:gutter="0"/>
       <w:cols w:space="720"/>
@@ -10355,7 +10348,7 @@
         <w:rFonts w:ascii="TH Sarabun New" w:hAnsi="TH Sarabun New" w:cs="TH Sarabun New"/>
         <w:noProof/>
       </w:rPr>
-      <w:t>4</w:t>
+      <w:t>1</w:t>
     </w:r>
     <w:r>
       <w:rPr>
@@ -10827,6 +10820,100 @@
     </w:pPr>
   </w:p>
 </w:hdr>
+</file>
+
+<file path=word/numbering.xml><?xml version="1.0" encoding="utf-8"?>
+<w:numbering xmlns:wpc="http://schemas.microsoft.com/office/word/2010/wordprocessingCanvas" xmlns:cx="http://schemas.microsoft.com/office/drawing/2014/chartex" xmlns:cx1="http://schemas.microsoft.com/office/drawing/2015/9/8/chartex" xmlns:mc="http://schemas.openxmlformats.org/markup-compatibility/2006" xmlns:o="urn:schemas-microsoft-com:office:office" xmlns:r="http://schemas.openxmlformats.org/officeDocument/2006/relationships" xmlns:m="http://schemas.openxmlformats.org/officeDocument/2006/math" xmlns:v="urn:schemas-microsoft-com:vml" xmlns:wp14="http://schemas.microsoft.com/office/word/2010/wordprocessingDrawing" xmlns:wp="http://schemas.openxmlformats.org/drawingml/2006/wordprocessingDrawing" xmlns:w10="urn:schemas-microsoft-com:office:word" xmlns:w="http://schemas.openxmlformats.org/wordprocessingml/2006/main" xmlns:w14="http://schemas.microsoft.com/office/word/2010/wordml" xmlns:w15="http://schemas.microsoft.com/office/word/2012/wordml" xmlns:w16se="http://schemas.microsoft.com/office/word/2015/wordml/symex" xmlns:wpg="http://schemas.microsoft.com/office/word/2010/wordprocessingGroup" xmlns:wpi="http://schemas.microsoft.com/office/word/2010/wordprocessingInk" xmlns:wne="http://schemas.microsoft.com/office/word/2006/wordml" xmlns:wps="http://schemas.microsoft.com/office/word/2010/wordprocessingShape" mc:Ignorable="w14 w15 w16se wp14">
+  <w:abstractNum w:abstractNumId="0" w15:restartNumberingAfterBreak="0">
+    <w:nsid w:val="4FDA24DB"/>
+    <w:multiLevelType w:val="hybridMultilevel"/>
+    <w:tmpl w:val="29AAE6A6"/>
+    <w:lvl w:ilvl="0" w:tplc="0409000F">
+      <w:start w:val="1"/>
+      <w:numFmt w:val="decimal"/>
+      <w:lvlText w:val="%1."/>
+      <w:lvlJc w:val="left"/>
+      <w:pPr>
+        <w:ind w:left="720" w:hanging="360"/>
+      </w:pPr>
+    </w:lvl>
+    <w:lvl w:ilvl="1" w:tplc="04090019" w:tentative="1">
+      <w:start w:val="1"/>
+      <w:numFmt w:val="lowerLetter"/>
+      <w:lvlText w:val="%2."/>
+      <w:lvlJc w:val="left"/>
+      <w:pPr>
+        <w:ind w:left="1440" w:hanging="360"/>
+      </w:pPr>
+    </w:lvl>
+    <w:lvl w:ilvl="2" w:tplc="0409001B" w:tentative="1">
+      <w:start w:val="1"/>
+      <w:numFmt w:val="lowerRoman"/>
+      <w:lvlText w:val="%3."/>
+      <w:lvlJc w:val="right"/>
+      <w:pPr>
+        <w:ind w:left="2160" w:hanging="180"/>
+      </w:pPr>
+    </w:lvl>
+    <w:lvl w:ilvl="3" w:tplc="0409000F" w:tentative="1">
+      <w:start w:val="1"/>
+      <w:numFmt w:val="decimal"/>
+      <w:lvlText w:val="%4."/>
+      <w:lvlJc w:val="left"/>
+      <w:pPr>
+        <w:ind w:left="2880" w:hanging="360"/>
+      </w:pPr>
+    </w:lvl>
+    <w:lvl w:ilvl="4" w:tplc="04090019" w:tentative="1">
+      <w:start w:val="1"/>
+      <w:numFmt w:val="lowerLetter"/>
+      <w:lvlText w:val="%5."/>
+      <w:lvlJc w:val="left"/>
+      <w:pPr>
+        <w:ind w:left="3600" w:hanging="360"/>
+      </w:pPr>
+    </w:lvl>
+    <w:lvl w:ilvl="5" w:tplc="0409001B" w:tentative="1">
+      <w:start w:val="1"/>
+      <w:numFmt w:val="lowerRoman"/>
+      <w:lvlText w:val="%6."/>
+      <w:lvlJc w:val="right"/>
+      <w:pPr>
+        <w:ind w:left="4320" w:hanging="180"/>
+      </w:pPr>
+    </w:lvl>
+    <w:lvl w:ilvl="6" w:tplc="0409000F" w:tentative="1">
+      <w:start w:val="1"/>
+      <w:numFmt w:val="decimal"/>
+      <w:lvlText w:val="%7."/>
+      <w:lvlJc w:val="left"/>
+      <w:pPr>
+        <w:ind w:left="5040" w:hanging="360"/>
+      </w:pPr>
+    </w:lvl>
+    <w:lvl w:ilvl="7" w:tplc="04090019" w:tentative="1">
+      <w:start w:val="1"/>
+      <w:numFmt w:val="lowerLetter"/>
+      <w:lvlText w:val="%8."/>
+      <w:lvlJc w:val="left"/>
+      <w:pPr>
+        <w:ind w:left="5760" w:hanging="360"/>
+      </w:pPr>
+    </w:lvl>
+    <w:lvl w:ilvl="8" w:tplc="0409001B" w:tentative="1">
+      <w:start w:val="1"/>
+      <w:numFmt w:val="lowerRoman"/>
+      <w:lvlText w:val="%9."/>
+      <w:lvlJc w:val="right"/>
+      <w:pPr>
+        <w:ind w:left="6480" w:hanging="180"/>
+      </w:pPr>
+    </w:lvl>
+  </w:abstractNum>
+  <w:num w:numId="1">
+    <w:abstractNumId w:val="0"/>
+  </w:num>
+</w:numbering>
 </file>
 
 <file path=word/styles.xml><?xml version="1.0" encoding="utf-8"?>
